--- a/Alexandra - a look-ahead SAT solver for and-inverter graphs.docx
+++ b/Alexandra - a look-ahead SAT solver for and-inverter graphs.docx
@@ -47,8 +47,6 @@
         <w:p>
           <w:pPr>
             <w:pStyle w:val="TOCHeading"/>
-            <w:bidi w:val="0"/>
-            <w:jc w:val="start"/>
             <w:rPr/>
           </w:pPr>
           <w:r>
@@ -62,8 +60,6 @@
         <w:p>
           <w:pPr>
             <w:pStyle w:val="TOC1"/>
-            <w:bidi w:val="0"/>
-            <w:jc w:val="start"/>
             <w:rPr/>
           </w:pPr>
           <w:r>
@@ -95,8 +91,6 @@
         <w:p>
           <w:pPr>
             <w:pStyle w:val="TOC1"/>
-            <w:bidi w:val="0"/>
-            <w:jc w:val="start"/>
             <w:rPr/>
           </w:pPr>
           <w:hyperlink w:anchor="__RefHeading___Toc3_3514754461">
@@ -113,8 +107,6 @@
         <w:p>
           <w:pPr>
             <w:pStyle w:val="TOC1"/>
-            <w:bidi w:val="0"/>
-            <w:jc w:val="start"/>
             <w:rPr/>
           </w:pPr>
           <w:hyperlink w:anchor="__RefHeading___Toc5_3514754461">
@@ -124,15 +116,53 @@
               </w:rPr>
               <w:t>The Method</w:t>
               <w:tab/>
-              <w:t>3</w:t>
+              <w:t>4</w:t>
+            </w:r>
+          </w:hyperlink>
+        </w:p>
+        <w:p>
+          <w:pPr>
+            <w:pStyle w:val="TOC2"/>
+            <w:tabs>
+              <w:tab w:val="clear" w:pos="9355"/>
+              <w:tab w:val="right" w:pos="9638" w:leader="dot"/>
+            </w:tabs>
+            <w:rPr/>
+          </w:pPr>
+          <w:hyperlink w:anchor="__RefHeading___Toc80_2555874285">
+            <w:r>
+              <w:rPr>
+                <w:rStyle w:val="IndexLink"/>
+              </w:rPr>
+              <w:t>The Algorithm: Consensus Driven Reverse Propagation (CDRP)</w:t>
+              <w:tab/>
+              <w:t>4</w:t>
+            </w:r>
+          </w:hyperlink>
+        </w:p>
+        <w:p>
+          <w:pPr>
+            <w:pStyle w:val="TOC2"/>
+            <w:tabs>
+              <w:tab w:val="clear" w:pos="9355"/>
+              <w:tab w:val="right" w:pos="9638" w:leader="dot"/>
+            </w:tabs>
+            <w:rPr/>
+          </w:pPr>
+          <w:hyperlink w:anchor="__RefHeading___Toc86_2555874285">
+            <w:r>
+              <w:rPr>
+                <w:rStyle w:val="IndexLink"/>
+              </w:rPr>
+              <w:t>Implementation: Alexandra</w:t>
+              <w:tab/>
+              <w:t>6</w:t>
             </w:r>
           </w:hyperlink>
         </w:p>
         <w:p>
           <w:pPr>
             <w:pStyle w:val="TOC1"/>
-            <w:bidi w:val="0"/>
-            <w:jc w:val="start"/>
             <w:rPr/>
           </w:pPr>
           <w:hyperlink w:anchor="__RefHeading___Toc7_3514754461">
@@ -142,15 +172,209 @@
               </w:rPr>
               <w:t>Evaluation</w:t>
               <w:tab/>
-              <w:t>3</w:t>
+              <w:t>7</w:t>
+            </w:r>
+          </w:hyperlink>
+        </w:p>
+        <w:p>
+          <w:pPr>
+            <w:pStyle w:val="TOC2"/>
+            <w:tabs>
+              <w:tab w:val="clear" w:pos="9355"/>
+              <w:tab w:val="right" w:pos="9638" w:leader="dot"/>
+            </w:tabs>
+            <w:rPr/>
+          </w:pPr>
+          <w:hyperlink w:anchor="__RefHeading___Toc88_2555874285">
+            <w:r>
+              <w:rPr>
+                <w:rStyle w:val="IndexLink"/>
+              </w:rPr>
+              <w:t>Dynamic cast</w:t>
+              <w:tab/>
+              <w:t>7</w:t>
+            </w:r>
+          </w:hyperlink>
+        </w:p>
+        <w:p>
+          <w:pPr>
+            <w:pStyle w:val="TOC2"/>
+            <w:tabs>
+              <w:tab w:val="clear" w:pos="9355"/>
+              <w:tab w:val="right" w:pos="9638" w:leader="dot"/>
+            </w:tabs>
+            <w:rPr/>
+          </w:pPr>
+          <w:hyperlink w:anchor="__RefHeading___Toc90_2555874285">
+            <w:r>
+              <w:rPr>
+                <w:rStyle w:val="IndexLink"/>
+              </w:rPr>
+              <w:t>Deadlocks in the Thread Pool</w:t>
+              <w:tab/>
+              <w:t>8</w:t>
+            </w:r>
+          </w:hyperlink>
+        </w:p>
+        <w:p>
+          <w:pPr>
+            <w:pStyle w:val="TOC2"/>
+            <w:tabs>
+              <w:tab w:val="clear" w:pos="9355"/>
+              <w:tab w:val="right" w:pos="9638" w:leader="dot"/>
+            </w:tabs>
+            <w:rPr/>
+          </w:pPr>
+          <w:hyperlink w:anchor="__RefHeading___Toc92_2555874285">
+            <w:r>
+              <w:rPr>
+                <w:rStyle w:val="IndexLink"/>
+              </w:rPr>
+              <w:t>Latch Propagation</w:t>
+              <w:tab/>
+              <w:t>8</w:t>
+            </w:r>
+          </w:hyperlink>
+        </w:p>
+        <w:p>
+          <w:pPr>
+            <w:pStyle w:val="TOC2"/>
+            <w:tabs>
+              <w:tab w:val="clear" w:pos="9355"/>
+              <w:tab w:val="right" w:pos="9638" w:leader="dot"/>
+            </w:tabs>
+            <w:rPr/>
+          </w:pPr>
+          <w:hyperlink w:anchor="__RefHeading___Toc94_2555874285">
+            <w:r>
+              <w:rPr>
+                <w:rStyle w:val="IndexLink"/>
+              </w:rPr>
+              <w:t>Empty Handlers</w:t>
+              <w:tab/>
+              <w:t>8</w:t>
+            </w:r>
+          </w:hyperlink>
+        </w:p>
+        <w:p>
+          <w:pPr>
+            <w:pStyle w:val="TOC2"/>
+            <w:tabs>
+              <w:tab w:val="clear" w:pos="9355"/>
+              <w:tab w:val="right" w:pos="9638" w:leader="dot"/>
+            </w:tabs>
+            <w:rPr/>
+          </w:pPr>
+          <w:hyperlink w:anchor="__RefHeading___Toc96_2555874285">
+            <w:r>
+              <w:rPr>
+                <w:rStyle w:val="IndexLink"/>
+              </w:rPr>
+              <w:t>Scheduling of Fold and Add tasks</w:t>
+              <w:tab/>
+              <w:t>8</w:t>
+            </w:r>
+          </w:hyperlink>
+        </w:p>
+        <w:p>
+          <w:pPr>
+            <w:pStyle w:val="TOC2"/>
+            <w:tabs>
+              <w:tab w:val="clear" w:pos="9355"/>
+              <w:tab w:val="right" w:pos="9638" w:leader="dot"/>
+            </w:tabs>
+            <w:rPr/>
+          </w:pPr>
+          <w:hyperlink w:anchor="__RefHeading___Toc98_2555874285">
+            <w:r>
+              <w:rPr>
+                <w:rStyle w:val="IndexLink"/>
+              </w:rPr>
+              <w:t>Repeated branch visits</w:t>
+              <w:tab/>
+              <w:t>8</w:t>
+            </w:r>
+          </w:hyperlink>
+        </w:p>
+        <w:p>
+          <w:pPr>
+            <w:pStyle w:val="TOC2"/>
+            <w:tabs>
+              <w:tab w:val="clear" w:pos="9355"/>
+              <w:tab w:val="right" w:pos="9638" w:leader="dot"/>
+            </w:tabs>
+            <w:rPr/>
+          </w:pPr>
+          <w:hyperlink w:anchor="__RefHeading___Toc100_2555874285">
+            <w:r>
+              <w:rPr>
+                <w:rStyle w:val="IndexLink"/>
+              </w:rPr>
+              <w:t>Memory leaks</w:t>
+              <w:tab/>
+              <w:t>9</w:t>
+            </w:r>
+          </w:hyperlink>
+        </w:p>
+        <w:p>
+          <w:pPr>
+            <w:pStyle w:val="TOC2"/>
+            <w:tabs>
+              <w:tab w:val="clear" w:pos="9355"/>
+              <w:tab w:val="right" w:pos="9638" w:leader="dot"/>
+            </w:tabs>
+            <w:rPr/>
+          </w:pPr>
+          <w:hyperlink w:anchor="__RefHeading___Toc102_2555874285">
+            <w:r>
+              <w:rPr>
+                <w:rStyle w:val="IndexLink"/>
+              </w:rPr>
+              <w:t>Pulse structure and comparison</w:t>
+              <w:tab/>
+              <w:t>9</w:t>
+            </w:r>
+          </w:hyperlink>
+        </w:p>
+        <w:p>
+          <w:pPr>
+            <w:pStyle w:val="TOC2"/>
+            <w:tabs>
+              <w:tab w:val="clear" w:pos="9355"/>
+              <w:tab w:val="right" w:pos="9638" w:leader="dot"/>
+            </w:tabs>
+            <w:rPr/>
+          </w:pPr>
+          <w:hyperlink w:anchor="__RefHeading___Toc104_2555874285">
+            <w:r>
+              <w:rPr>
+                <w:rStyle w:val="IndexLink"/>
+              </w:rPr>
+              <w:t>Pulse addition logic</w:t>
+              <w:tab/>
+              <w:t>9</w:t>
             </w:r>
           </w:hyperlink>
         </w:p>
         <w:p>
           <w:pPr>
             <w:pStyle w:val="TOC1"/>
-            <w:bidi w:val="0"/>
-            <w:jc w:val="start"/>
+            <w:rPr/>
+          </w:pPr>
+          <w:hyperlink w:anchor="__RefHeading___Toc106_2555874285">
+            <w:r>
+              <w:rPr>
+                <w:rStyle w:val="IndexLink"/>
+              </w:rPr>
+              <w:t>Conclusion</w:t>
+              <w:tab/>
+              <w:t>9</w:t>
+            </w:r>
+          </w:hyperlink>
+        </w:p>
+        <w:p>
+          <w:pPr>
+            <w:pStyle w:val="TOC1"/>
             <w:rPr/>
           </w:pPr>
           <w:hyperlink w:anchor="__RefHeading___Toc9_3514754461">
@@ -160,15 +384,13 @@
               </w:rPr>
               <w:t>Appendix</w:t>
               <w:tab/>
-              <w:t>3</w:t>
+              <w:t>9</w:t>
             </w:r>
           </w:hyperlink>
         </w:p>
         <w:p>
           <w:pPr>
             <w:pStyle w:val="TOC1"/>
-            <w:bidi w:val="0"/>
-            <w:jc w:val="start"/>
             <w:rPr/>
           </w:pPr>
           <w:hyperlink w:anchor="__RefHeading___Toc11_3514754461">
@@ -178,7 +400,7 @@
               </w:rPr>
               <w:t>References and Acknowledgements</w:t>
               <w:tab/>
-              <w:t>3</w:t>
+              <w:t>9</w:t>
             </w:r>
           </w:hyperlink>
           <w:r>
@@ -207,129 +429,1700 @@
     <w:p>
       <w:pPr>
         <w:pStyle w:val="Heading1"/>
+        <w:numPr>
+          <w:ilvl w:val="0"/>
+          <w:numId w:val="2"/>
+        </w:numPr>
+        <w:bidi w:val="0"/>
+        <w:spacing w:before="0" w:after="120"/>
+        <w:ind w:hanging="0" w:start="0"/>
+        <w:jc w:val="start"/>
+        <w:rPr/>
+      </w:pPr>
+      <w:bookmarkStart w:id="0" w:name="__RefHeading___Toc1_3514754461"/>
+      <w:bookmarkEnd w:id="0"/>
+      <w:r>
+        <w:rPr/>
+        <w:t>The Problem</w:t>
+      </w:r>
+    </w:p>
+    <w:p>
+      <w:pPr>
+        <w:pStyle w:val="BodyText"/>
+        <w:bidi w:val="0"/>
+        <w:jc w:val="start"/>
+        <w:rPr/>
+      </w:pPr>
+      <w:r>
+        <w:rPr/>
+        <w:t xml:space="preserve">Boolean Satisfiability Problem (or SAT for short) is a mathematical problem of identifying whether or not a given boolean function can return True. Being an NP-complete, it does not have a solution yet, however there are heuristic approaches to solving it in specific cases. </w:t>
+      </w:r>
+    </w:p>
+    <w:p>
+      <w:pPr>
+        <w:pStyle w:val="BodyText"/>
+        <w:bidi w:val="0"/>
+        <w:jc w:val="start"/>
+        <w:rPr/>
+      </w:pPr>
+      <w:r>
+        <w:rPr/>
+        <w:t xml:space="preserve">The practical applications of SAT are numerous: Boolean satisfiability can be used in process calculus to model potential deadlocks in concurrent systems; SAT sweeping is a technique of electronic circuit optimisation, when SAT solver is used to identify logically equivalent branches on a circuit </w:t>
+      </w:r>
+      <w:r>
+        <w:rPr/>
+        <w:t xml:space="preserve">which are then merged into one; By extending </w:t>
+      </w:r>
+      <w:r>
+        <w:rPr/>
+        <w:t>a solver</w:t>
+      </w:r>
+      <w:r>
+        <w:rPr/>
+        <w:t xml:space="preserve"> with exclusive or function, </w:t>
+      </w:r>
+      <w:r>
+        <w:rPr/>
+        <w:t>it</w:t>
+      </w:r>
+      <w:r>
+        <w:rPr/>
+        <w:t xml:space="preserve"> can be used to determine how difficult i</w:t>
+      </w:r>
+      <w:r>
+        <w:rPr/>
+        <w:t>t</w:t>
+      </w:r>
+      <w:r>
+        <w:rPr/>
+        <w:t xml:space="preserve"> </w:t>
+      </w:r>
+      <w:r>
+        <w:rPr/>
+        <w:t>is</w:t>
+      </w:r>
+      <w:r>
+        <w:rPr/>
+        <w:t xml:space="preserve"> to decode a given encryption.</w:t>
+      </w:r>
+    </w:p>
+    <w:p>
+      <w:pPr>
+        <w:pStyle w:val="BodyText"/>
+        <w:bidi w:val="0"/>
+        <w:jc w:val="start"/>
+        <w:rPr/>
+      </w:pPr>
+      <w:r>
+        <w:rPr/>
+        <w:t xml:space="preserve">The most popular approach is called Conflict-Driven Clause Learning (CDCL), is designed to work on functions in Conjoint Normal Form (CNF). This means that a problem can be represented as a set of independent OR clauses with up to three operands, all of which need to return True. </w:t>
+      </w:r>
+    </w:p>
+    <w:p>
+      <w:pPr>
+        <w:pStyle w:val="BodyText"/>
+        <w:bidi w:val="0"/>
+        <w:jc w:val="start"/>
+        <w:rPr/>
+      </w:pPr>
+      <w:r>
+        <w:rPr/>
+        <w:t xml:space="preserve">However, there are other forms of representation, for example And-Inverter Graph (AIG). This notation describes a problem as a set of logical gates (AND and NOT) and input/output variables. This form is more appropriate for circuit verification and optimisation, but there are not many solvers that work on it </w:t>
+      </w:r>
+      <w:r>
+        <w:rPr/>
+        <w:t xml:space="preserve">directly because </w:t>
+      </w:r>
+      <w:r>
+        <w:rPr/>
+        <w:t>there is a number of existing</w:t>
+      </w:r>
+      <w:r>
+        <w:rPr/>
+        <w:t xml:space="preserve"> CNF-based have been developed for a really long time </w:t>
+      </w:r>
+      <w:r>
+        <w:rPr/>
+        <w:t>and so there are plenty very good implementations</w:t>
+      </w:r>
+      <w:r>
+        <w:rPr/>
+        <w:t xml:space="preserve">. Therefore, problems in AIG format are either translated into CNF or solved using an adapted version of CDCL. </w:t>
+      </w:r>
+    </w:p>
+    <w:p>
+      <w:pPr>
+        <w:pStyle w:val="BodyText"/>
+        <w:bidi w:val="0"/>
+        <w:jc w:val="start"/>
+        <w:rPr/>
+      </w:pPr>
+      <w:r>
+        <w:rPr/>
+        <w:t xml:space="preserve">This paper will describe a new algorithm for SAT solving on And-Inverter graphs, based on AIGER format </w:t>
+      </w:r>
+      <w:r>
+        <w:rPr/>
+        <w:t>and discuss the details of its implementation, in particular its design issues and logic errors</w:t>
+      </w:r>
+      <w:r>
+        <w:rPr/>
+        <w:t>.</w:t>
+      </w:r>
+    </w:p>
+    <w:p>
+      <w:pPr>
+        <w:pStyle w:val="Heading1"/>
+        <w:numPr>
+          <w:ilvl w:val="0"/>
+          <w:numId w:val="2"/>
+        </w:numPr>
         <w:bidi w:val="0"/>
         <w:ind w:hanging="0" w:start="0"/>
         <w:jc w:val="start"/>
         <w:rPr/>
       </w:pPr>
-      <w:bookmarkStart w:id="0" w:name="__RefHeading___Toc1_3514754461"/>
-      <w:bookmarkEnd w:id="0"/>
-      <w:r>
-        <w:rPr/>
-        <w:t>The Problem</w:t>
-      </w:r>
-    </w:p>
-    <w:p>
-      <w:pPr>
-        <w:pStyle w:val="BodyText"/>
-        <w:bidi w:val="0"/>
-        <w:jc w:val="start"/>
-        <w:rPr/>
-      </w:pPr>
-      <w:r>
-        <w:rPr/>
-        <w:t xml:space="preserve">Boolean Satisfiability Problem (or SAT for short) is a mathematical problem of identifying whether or not a given boolean function can return True. Being an NP-complete, it does not have a solution yet, however there are heuristic approaches to solving it in specific cases. </w:t>
-      </w:r>
-    </w:p>
-    <w:p>
-      <w:pPr>
-        <w:pStyle w:val="BodyText"/>
-        <w:bidi w:val="0"/>
-        <w:jc w:val="start"/>
-        <w:rPr/>
-      </w:pPr>
-      <w:r>
-        <w:rPr/>
-        <w:t>The most popular appr</w:t>
-      </w:r>
-      <w:r>
-        <w:rPr/>
-        <w:t>oach is called Conflict-Driven Clause Learning (CDCL), is designed to work on functions in Conjoint Normal Form (CNF). This means that a problem can be represented as a set of independent OR clauses with up to three operands, all of which need to return True.</w:t>
-      </w:r>
-    </w:p>
-    <w:p>
-      <w:pPr>
-        <w:pStyle w:val="BodyText"/>
-        <w:bidi w:val="0"/>
-        <w:jc w:val="start"/>
-        <w:rPr/>
-      </w:pPr>
-      <w:r>
-        <w:rPr/>
-        <w:t xml:space="preserve">The practical applications of SAT are numerous: Boolean satisfiability can be used in process calculus to model potential deadlocks in concurrent systems; SAT sweeping is a technique of electronic circuit optimisation, when SAT solver is used to identify logically equivalent branches on a circuit to </w:t>
-      </w:r>
-    </w:p>
-    <w:p>
-      <w:pPr>
-        <w:pStyle w:val="Heading1"/>
+      <w:bookmarkStart w:id="1" w:name="__RefHeading___Toc3_3514754461"/>
+      <w:bookmarkEnd w:id="1"/>
+      <w:r>
+        <w:rPr/>
+        <w:t>Literature Review</w:t>
+      </w:r>
+    </w:p>
+    <w:p>
+      <w:pPr>
+        <w:pStyle w:val="BodyText"/>
         <w:bidi w:val="0"/>
         <w:ind w:hanging="0" w:start="0"/>
         <w:jc w:val="start"/>
         <w:rPr/>
       </w:pPr>
-      <w:bookmarkStart w:id="1" w:name="__RefHeading___Toc3_3514754461"/>
-      <w:bookmarkEnd w:id="1"/>
-      <w:r>
-        <w:rPr/>
-        <w:t>Literature Review</w:t>
-      </w:r>
-    </w:p>
-    <w:p>
-      <w:pPr>
-        <w:pStyle w:val="Heading1"/>
+      <w:r>
+        <w:rPr/>
+        <w:t>C</w:t>
+      </w:r>
+      <w:r>
+        <w:rPr/>
+        <w:t xml:space="preserve">onflict-Driven Clause Learning is an algorithm that builds up on Davis-Putnam-Logemann-Loveland algorithm (DPLL). The way how they both work is through variable propagation </w:t>
+      </w:r>
+      <w:r>
+        <w:rPr/>
+        <w:t>and backtracking</w:t>
+      </w:r>
+      <w:r>
+        <w:rPr/>
+        <w:t xml:space="preserve">. </w:t>
+      </w:r>
+    </w:p>
+    <w:p>
+      <w:pPr>
+        <w:pStyle w:val="BodyText"/>
         <w:bidi w:val="0"/>
         <w:ind w:hanging="0" w:start="0"/>
         <w:jc w:val="start"/>
         <w:rPr/>
       </w:pPr>
-      <w:bookmarkStart w:id="2" w:name="__RefHeading___Toc5_3514754461"/>
-      <w:bookmarkEnd w:id="2"/>
-      <w:r>
-        <w:rPr/>
-        <w:t>The Method</w:t>
-      </w:r>
-    </w:p>
-    <w:p>
-      <w:pPr>
-        <w:pStyle w:val="Heading1"/>
+      <w:r>
+        <w:rPr/>
+        <w:t xml:space="preserve">In CNF problem is defined as a set of independent clauses. Each clause can have up to three variables (or negations of the variables). </w:t>
+      </w:r>
+      <w:r>
+        <w:rPr/>
+        <w:t>A c</w:t>
+      </w:r>
+      <w:r>
+        <w:rPr/>
+        <w:t xml:space="preserve">lause is an OR function, so it is satisfied by at least one variable being true. </w:t>
+      </w:r>
+      <w:r>
+        <w:rPr/>
+        <w:t xml:space="preserve">Since variables are shared between different clauses, if a variable in one clause set to a value, it is supposed to be set to the same value in all clauses (which is known as Variable Propagation). </w:t>
+      </w:r>
+    </w:p>
+    <w:p>
+      <w:pPr>
+        <w:pStyle w:val="BodyText"/>
         <w:bidi w:val="0"/>
         <w:ind w:hanging="0" w:start="0"/>
         <w:jc w:val="start"/>
         <w:rPr/>
       </w:pPr>
-      <w:bookmarkStart w:id="3" w:name="__RefHeading___Toc7_3514754461"/>
-      <w:bookmarkEnd w:id="3"/>
-      <w:r>
-        <w:rPr/>
-        <w:t>Evaluation</w:t>
-      </w:r>
-    </w:p>
-    <w:p>
-      <w:pPr>
-        <w:pStyle w:val="Heading1"/>
+      <w:r>
+        <w:rPr/>
+        <w:t xml:space="preserve">In order to show that a problem is satisfiable or not, both CDCL and DPLL are trying to find a minimum satisfying configuration for all given clauses, while also propagating variables. As mentioned above clauses </w:t>
+      </w:r>
+      <w:r>
+        <w:rPr/>
+        <w:t xml:space="preserve">need at least one variable/negation set to true. If variables in a clause are unknown or false, the last variable must be set to true. Therefore, if variable is not the last or if there already variable(s) set to true, the variable in question is set to false. </w:t>
+      </w:r>
+    </w:p>
+    <w:p>
+      <w:pPr>
+        <w:pStyle w:val="BodyText"/>
         <w:bidi w:val="0"/>
         <w:ind w:hanging="0" w:start="0"/>
         <w:jc w:val="start"/>
         <w:rPr/>
       </w:pPr>
-      <w:bookmarkStart w:id="4" w:name="__RefHeading___Toc9_3514754461"/>
+      <w:r>
+        <w:rPr/>
+        <w:t>In both cases, solver keeps track of what clauses they visited and what values were assigned to variables. This is done so that solver can see contradictions (if a solver tries to set a variable to both true and false, commonly referred to as conflict) in their justification and revert to previous clause to try different value.</w:t>
+      </w:r>
+    </w:p>
+    <w:p>
+      <w:pPr>
+        <w:pStyle w:val="BodyText"/>
+        <w:bidi w:val="0"/>
+        <w:ind w:hanging="0" w:start="0"/>
+        <w:jc w:val="start"/>
+        <w:rPr/>
+      </w:pPr>
+      <w:r>
+        <w:rPr/>
+        <w:t xml:space="preserve">The difference between algorithms is that DPLL will backtrack to the decision one clause back to the current clause, and will keep going up until it either resolves the conflict or there will be no more alternative decisions (if problem is not satisfiable). CDCL on the other hand will </w:t>
+      </w:r>
+      <w:r>
+        <w:rPr/>
+        <w:t xml:space="preserve">note the configuration of the variables that led to the conflict, turn it into a new clause, add it to the problem, and backtrack to the earliest decision before any of the variables in the new clause were visited. This allows </w:t>
+      </w:r>
+      <w:r>
+        <w:rPr/>
+        <w:t xml:space="preserve">to minimise backtracking (as the solver knows how far it needs to jump) and ensures that the solver will not create the same conflicts. </w:t>
+      </w:r>
+    </w:p>
+    <w:p>
+      <w:pPr>
+        <w:pStyle w:val="BodyText"/>
+        <w:bidi w:val="0"/>
+        <w:ind w:hanging="0" w:start="0"/>
+        <w:jc w:val="start"/>
+        <w:rPr/>
+      </w:pPr>
+      <w:r>
+        <w:rPr/>
+        <w:t xml:space="preserve">This method works well on CNF problems and have been used in many state-of-the-art solvers, such as MiniSAT and Glucose. Because of this, software for circuit verification and logic synthesis often uses external SAT engines for verification and sweeping, </w:t>
+      </w:r>
+      <w:r>
+        <w:rPr/>
+        <w:t>which means that a model of the circuit (which is already an AIG) needs to be translated into CNF.</w:t>
+      </w:r>
+    </w:p>
+    <w:p>
+      <w:pPr>
+        <w:pStyle w:val="BodyText"/>
+        <w:bidi w:val="0"/>
+        <w:ind w:hanging="0" w:start="0"/>
+        <w:jc w:val="start"/>
+        <w:rPr/>
+      </w:pPr>
+      <w:r>
+        <w:rPr/>
+        <w:t xml:space="preserve">There are attempts to create an AIG native solvers, but they still rely on CDCL as the most effective known algorithm. The problem is that in logic networks the clauses and variables are somewhat equivalent, meaning that a clause can feed its output </w:t>
+      </w:r>
+      <w:r>
+        <w:rPr/>
+        <w:t>(or its negation)</w:t>
+      </w:r>
+      <w:r>
+        <w:rPr/>
+        <w:t xml:space="preserve"> into another clause. </w:t>
+      </w:r>
+      <w:r>
+        <w:rPr/>
+        <w:t xml:space="preserve">This means that values of clauses also needs to be propagated, however it is possible only when a clause receives all inputs (which is referred to as justification). This leads to creation of justification frontier (j-frontier for short) -  a set of all nodes on a graph that have not received all their inputs. This means that the solver needs to backtrack in order to </w:t>
+      </w:r>
+      <w:r>
+        <w:rPr/>
+        <w:t>justify nodes in the frontier (which can be a bottle neck for a performance), but it also creates a short cut for proving that a circuit is not satisfiable, as if j-frontier can not be emptied any further then the problem can not return true.</w:t>
+      </w:r>
+    </w:p>
+    <w:p>
+      <w:pPr>
+        <w:pStyle w:val="BodyText"/>
+        <w:bidi w:val="0"/>
+        <w:ind w:hanging="0" w:start="0"/>
+        <w:jc w:val="start"/>
+        <w:rPr/>
+      </w:pPr>
+      <w:r>
+        <w:rPr/>
+        <w:t>When a solver is used for</w:t>
+      </w:r>
+      <w:r>
+        <w:rPr/>
+        <w:t xml:space="preserve"> SAT sweeping </w:t>
+      </w:r>
+      <w:r>
+        <w:rPr/>
+        <w:t>it</w:t>
+      </w:r>
+      <w:r>
+        <w:rPr/>
+        <w:t xml:space="preserve"> is used along with a circuit simulation. </w:t>
+      </w:r>
+      <w:r>
+        <w:rPr/>
+        <w:t xml:space="preserve">This is when nodes in a given part of the graph receive a sequence of random inputs and return a sequence of corresponding outputs. This sequences are fed into the nodes connected to the first ones. If the output sequences of the node </w:t>
+      </w:r>
+      <w:r>
+        <w:rPr/>
+        <w:t xml:space="preserve">are then compared. The nodes with equal output sequences are then categorised as equivalent. The SAT solver is then used to prove that these are equivalent and can be merged. </w:t>
+      </w:r>
+      <w:r>
+        <w:rPr/>
+        <w:t xml:space="preserve">The calls to SAT engine are the most time consuming, </w:t>
+      </w:r>
+      <w:r>
+        <w:rPr/>
+        <w:t>and so it is important to either have an efficient engine and/or a simulation method that can find potentially equivalent branches, while ignoring the ones that can be easily disproved.</w:t>
+      </w:r>
+    </w:p>
+    <w:p>
+      <w:pPr>
+        <w:pStyle w:val="Heading1"/>
+        <w:numPr>
+          <w:ilvl w:val="0"/>
+          <w:numId w:val="2"/>
+        </w:numPr>
+        <w:bidi w:val="0"/>
+        <w:ind w:hanging="0" w:start="0"/>
+        <w:jc w:val="start"/>
+        <w:rPr/>
+      </w:pPr>
+      <w:bookmarkStart w:id="2" w:name="__RefHeading___Toc5_3514754461"/>
+      <w:bookmarkEnd w:id="2"/>
+      <w:r>
+        <w:rPr/>
+        <w:t xml:space="preserve">The Method </w:t>
+      </w:r>
+    </w:p>
+    <w:p>
+      <w:pPr>
+        <w:pStyle w:val="Heading2"/>
+        <w:ind w:hanging="0" w:start="0"/>
+        <w:rPr/>
+      </w:pPr>
+      <w:bookmarkStart w:id="3" w:name="__RefHeading___Toc80_2555874285"/>
+      <w:bookmarkEnd w:id="3"/>
+      <w:r>
+        <w:rPr/>
+        <w:t xml:space="preserve">The </w:t>
+      </w:r>
+      <w:r>
+        <w:rPr/>
+        <w:t>Algorithm: Consensus Driven Reverse Propagation (CDRP)</w:t>
+      </w:r>
+    </w:p>
+    <w:p>
+      <w:pPr>
+        <w:pStyle w:val="BodyText"/>
+        <w:rPr/>
+      </w:pPr>
+      <w:r>
+        <w:rPr/>
+        <w:t>The proposed algorithm is partially inspired by CDCL and circuit simulation. The idea is to re-imagine the concept of variable propagation on AIGs and enhance time performance by introducing parallelism into solving.</w:t>
+      </w:r>
+    </w:p>
+    <w:p>
+      <w:pPr>
+        <w:pStyle w:val="BodyText"/>
+        <w:rPr/>
+      </w:pPr>
+      <w:r>
+        <w:rPr/>
+        <w:t xml:space="preserve">Let us consider </w:t>
+      </w:r>
+      <w:r>
+        <w:rPr/>
+        <w:t xml:space="preserve">logic gates AND and NAND. For whatever number of inputs (fanins) an output (fanout) of an AND gate can only be true if all fanins are true. Similarly, a NAND returns true whenever at least one fanin is false.  </w:t>
+      </w:r>
+      <w:r>
+        <w:rPr/>
+        <w:t>K</w:t>
+      </w:r>
+      <w:r>
+        <w:rPr/>
+        <w:t xml:space="preserve">nowing the properties of the gates forming the problem </w:t>
+      </w:r>
+      <w:r>
+        <w:rPr/>
+        <w:t xml:space="preserve">and </w:t>
+      </w:r>
+      <w:r>
+        <w:rPr/>
+        <w:t xml:space="preserve">that a satisfiable problem can return true, it is possible to work out the </w:t>
+      </w:r>
+      <w:r>
+        <w:rPr/>
+        <w:t xml:space="preserve">satisfying input values (and even an underlying pattern for all satisfying inputs) directly by propagating an output value. </w:t>
+      </w:r>
+    </w:p>
+    <w:p>
+      <w:pPr>
+        <w:pStyle w:val="BodyText"/>
+        <w:rPr/>
+      </w:pPr>
+      <w:r>
+        <w:rPr/>
+        <w:t>The steps for CDRP algorithm are as follows:</w:t>
+      </w:r>
+    </w:p>
+    <w:p>
+      <w:pPr>
+        <w:pStyle w:val="BodyText"/>
+        <w:numPr>
+          <w:ilvl w:val="0"/>
+          <w:numId w:val="3"/>
+        </w:numPr>
+        <w:rPr/>
+      </w:pPr>
+      <w:r>
+        <w:rPr/>
+        <w:t>Start at the fanout of the output node of the problem;</w:t>
+      </w:r>
+    </w:p>
+    <w:p>
+      <w:pPr>
+        <w:pStyle w:val="BodyText"/>
+        <w:numPr>
+          <w:ilvl w:val="0"/>
+          <w:numId w:val="3"/>
+        </w:numPr>
+        <w:rPr/>
+      </w:pPr>
+      <w:r>
+        <w:rPr/>
+        <w:t>Send a signal through the fanout of the node;</w:t>
+      </w:r>
+    </w:p>
+    <w:p>
+      <w:pPr>
+        <w:pStyle w:val="BodyText"/>
+        <w:numPr>
+          <w:ilvl w:val="1"/>
+          <w:numId w:val="3"/>
+        </w:numPr>
+        <w:rPr/>
+      </w:pPr>
+      <w:r>
+        <w:rPr/>
+        <w:t>The signal should contain a list of NOT gates that it went through in reverse chronological order (the SAT trace);</w:t>
+      </w:r>
+    </w:p>
+    <w:p>
+      <w:pPr>
+        <w:pStyle w:val="BodyText"/>
+        <w:numPr>
+          <w:ilvl w:val="1"/>
+          <w:numId w:val="3"/>
+        </w:numPr>
+        <w:rPr/>
+      </w:pPr>
+      <w:r>
+        <w:rPr/>
+        <w:t>A signal is assumed to be positive – this means that a signal is an output true for a given gate;</w:t>
+      </w:r>
+    </w:p>
+    <w:p>
+      <w:pPr>
+        <w:pStyle w:val="BodyText"/>
+        <w:numPr>
+          <w:ilvl w:val="0"/>
+          <w:numId w:val="3"/>
+        </w:numPr>
+        <w:rPr/>
+      </w:pPr>
+      <w:r>
+        <w:rPr/>
+        <w:t>Once the signal reaches a node it should propagate through its fanins into the next node;</w:t>
+      </w:r>
+    </w:p>
+    <w:p>
+      <w:pPr>
+        <w:pStyle w:val="BodyText"/>
+        <w:numPr>
+          <w:ilvl w:val="1"/>
+          <w:numId w:val="3"/>
+        </w:numPr>
+        <w:rPr/>
+      </w:pPr>
+      <w:r>
+        <w:rPr/>
+        <w:t>If the node is an AND gate, then signal splits in two, which simultaneously travel to their respective fanins, containing exactly same traces;</w:t>
+      </w:r>
+    </w:p>
+    <w:p>
+      <w:pPr>
+        <w:pStyle w:val="BodyText"/>
+        <w:numPr>
+          <w:ilvl w:val="1"/>
+          <w:numId w:val="3"/>
+        </w:numPr>
+        <w:rPr/>
+      </w:pPr>
+      <w:r>
+        <w:rPr/>
+        <w:t>If the node is an NOT gate, then the index of current node needs to be added to the signal’s trace;</w:t>
+      </w:r>
+    </w:p>
+    <w:p>
+      <w:pPr>
+        <w:pStyle w:val="BodyText"/>
+        <w:numPr>
+          <w:ilvl w:val="0"/>
+          <w:numId w:val="3"/>
+        </w:numPr>
+        <w:rPr/>
+      </w:pPr>
+      <w:r>
+        <w:rPr/>
+        <w:t xml:space="preserve">Once signal reaches the variable node, its value must be </w:t>
+      </w:r>
+      <w:r>
+        <w:rPr/>
+        <w:t>added to a Semantic Tree</w:t>
+      </w:r>
+      <w:r>
+        <w:rPr/>
+        <w:t>;</w:t>
+      </w:r>
+    </w:p>
+    <w:p>
+      <w:pPr>
+        <w:pStyle w:val="BodyText"/>
+        <w:numPr>
+          <w:ilvl w:val="1"/>
+          <w:numId w:val="3"/>
+        </w:numPr>
+        <w:rPr/>
+      </w:pPr>
+      <w:r>
+        <w:rPr/>
+        <w:t xml:space="preserve">If signal’s trace is empty, then variable is set to true and added into a </w:t>
+      </w:r>
+      <w:r>
+        <w:rPr/>
+        <w:t>root node</w:t>
+      </w:r>
+      <w:r>
+        <w:rPr/>
+        <w:t>;</w:t>
+      </w:r>
+    </w:p>
+    <w:p>
+      <w:pPr>
+        <w:pStyle w:val="BodyText"/>
+        <w:numPr>
+          <w:ilvl w:val="1"/>
+          <w:numId w:val="3"/>
+        </w:numPr>
+        <w:rPr/>
+      </w:pPr>
+      <w:r>
+        <w:rPr/>
+        <w:t>If signal’s trace contains NOT gate who’s fanin is the variable, then variable is set to false and the NOT is removed from trace;</w:t>
+      </w:r>
+    </w:p>
+    <w:p>
+      <w:pPr>
+        <w:pStyle w:val="BodyText"/>
+        <w:numPr>
+          <w:ilvl w:val="1"/>
+          <w:numId w:val="3"/>
+        </w:numPr>
+        <w:rPr/>
+      </w:pPr>
+      <w:r>
+        <w:rPr/>
+        <w:t xml:space="preserve">While trace is not empty, create a </w:t>
+      </w:r>
+      <w:r>
+        <w:rPr/>
+        <w:t>child node</w:t>
+      </w:r>
+      <w:r>
+        <w:rPr/>
+        <w:t xml:space="preserve"> </w:t>
+      </w:r>
+      <w:r>
+        <w:rPr/>
+        <w:t>(if does not exists already)</w:t>
+      </w:r>
+      <w:r>
+        <w:rPr/>
+        <w:t xml:space="preserve">, add variable value to it or previous </w:t>
+      </w:r>
+      <w:r>
+        <w:rPr/>
+        <w:t>c</w:t>
+      </w:r>
+      <w:r>
+        <w:rPr/>
+        <w:t xml:space="preserve">hild </w:t>
+      </w:r>
+      <w:r>
+        <w:rPr/>
+        <w:t>(unless already added)</w:t>
+      </w:r>
+      <w:r>
+        <w:rPr/>
+        <w:t xml:space="preserve">, remove last NOT gate from trace, if the trace is empty add current </w:t>
+      </w:r>
+      <w:r>
+        <w:rPr/>
+        <w:t>c</w:t>
+      </w:r>
+      <w:r>
+        <w:rPr/>
+        <w:t xml:space="preserve">hild to </w:t>
+      </w:r>
+      <w:r>
+        <w:rPr/>
+        <w:t>root node</w:t>
+      </w:r>
+      <w:r>
+        <w:rPr/>
+        <w:t xml:space="preserve"> </w:t>
+      </w:r>
+      <w:r>
+        <w:rPr/>
+        <w:t>(unless already added)</w:t>
+      </w:r>
+      <w:r>
+        <w:rPr/>
+        <w:t>;</w:t>
+      </w:r>
+    </w:p>
+    <w:p>
+      <w:pPr>
+        <w:pStyle w:val="BodyText"/>
+        <w:numPr>
+          <w:ilvl w:val="1"/>
+          <w:numId w:val="3"/>
+        </w:numPr>
+        <w:rPr/>
+      </w:pPr>
+      <w:r>
+        <w:rPr/>
+        <w:t xml:space="preserve">If a </w:t>
+      </w:r>
+      <w:r>
+        <w:rPr/>
+        <w:t>node</w:t>
+      </w:r>
+      <w:r>
+        <w:rPr/>
+        <w:t xml:space="preserve"> contains a variable index/value pair and a new pair with the same index and opposite value is added, </w:t>
+      </w:r>
+      <w:r>
+        <w:rPr/>
+        <w:t>node</w:t>
+      </w:r>
+      <w:r>
+        <w:rPr/>
+        <w:t xml:space="preserve"> </w:t>
+      </w:r>
+      <w:r>
+        <w:rPr/>
+        <w:t>contains</w:t>
+      </w:r>
+      <w:r>
+        <w:rPr/>
+        <w:t xml:space="preserve"> a Conflict Pulse;</w:t>
+      </w:r>
+    </w:p>
+    <w:p>
+      <w:pPr>
+        <w:pStyle w:val="BodyText"/>
+        <w:numPr>
+          <w:ilvl w:val="0"/>
+          <w:numId w:val="3"/>
+        </w:numPr>
+        <w:rPr/>
+      </w:pPr>
+      <w:r>
+        <w:rPr/>
+        <w:t xml:space="preserve">Once all signals are </w:t>
+      </w:r>
+      <w:r>
+        <w:rPr/>
+        <w:t>added</w:t>
+      </w:r>
+      <w:r>
+        <w:rPr/>
+        <w:t xml:space="preserve">, </w:t>
+      </w:r>
+      <w:r>
+        <w:rPr/>
+        <w:t>merge</w:t>
+      </w:r>
+      <w:r>
+        <w:rPr/>
+        <w:t xml:space="preserve"> </w:t>
+      </w:r>
+      <w:r>
+        <w:rPr/>
+        <w:t>nodes of the Semantic Tree</w:t>
+      </w:r>
+      <w:r>
+        <w:rPr/>
+        <w:t xml:space="preserve"> together </w:t>
+      </w:r>
+      <w:r>
+        <w:rPr/>
+        <w:t>s</w:t>
+      </w:r>
+      <w:r>
+        <w:rPr/>
+        <w:t>uch that:</w:t>
+      </w:r>
+    </w:p>
+    <w:p>
+      <w:pPr>
+        <w:pStyle w:val="BodyText"/>
+        <w:numPr>
+          <w:ilvl w:val="1"/>
+          <w:numId w:val="3"/>
+        </w:numPr>
+        <w:rPr/>
+      </w:pPr>
+      <w:r>
+        <w:rPr/>
+        <w:t xml:space="preserve">Index/value pairs in the node must form a Pulse – </w:t>
+      </w:r>
+      <w:r>
+        <w:rPr/>
+        <w:t>a pattern that describes all the satisfying solutions to a given branch/graph</w:t>
+      </w:r>
+      <w:r>
+        <w:rPr/>
+        <w:t>;</w:t>
+      </w:r>
+    </w:p>
+    <w:p>
+      <w:pPr>
+        <w:pStyle w:val="BodyText"/>
+        <w:numPr>
+          <w:ilvl w:val="1"/>
+          <w:numId w:val="3"/>
+        </w:numPr>
+        <w:rPr/>
+      </w:pPr>
+      <w:r>
+        <w:rPr/>
+        <w:t>Master Pulse is considered positive, meaning it contains a satisfying inpu</w:t>
+      </w:r>
+      <w:r>
+        <w:rPr/>
+        <w:t>t, and is formed from variables in the root node</w:t>
+      </w:r>
+      <w:r>
+        <w:rPr/>
+        <w:t>;</w:t>
+      </w:r>
+    </w:p>
+    <w:p>
+      <w:pPr>
+        <w:pStyle w:val="BodyText"/>
+        <w:numPr>
+          <w:ilvl w:val="1"/>
+          <w:numId w:val="3"/>
+        </w:numPr>
+        <w:rPr/>
+      </w:pPr>
+      <w:r>
+        <w:rPr/>
+        <w:t xml:space="preserve">Child Pulses are considered negative, meaning that a satisfying input is any other then the one in the pulse, </w:t>
+      </w:r>
+      <w:r>
+        <w:rPr/>
+        <w:t>and are formed from child nodes</w:t>
+      </w:r>
+      <w:r>
+        <w:rPr/>
+        <w:t>;</w:t>
+      </w:r>
+    </w:p>
+    <w:p>
+      <w:pPr>
+        <w:pStyle w:val="BodyText"/>
+        <w:numPr>
+          <w:ilvl w:val="1"/>
+          <w:numId w:val="3"/>
+        </w:numPr>
+        <w:rPr/>
+      </w:pPr>
+      <w:r>
+        <w:rPr/>
+        <w:t>Pulses can contain other pulses and lose index/value pairs;</w:t>
+      </w:r>
+    </w:p>
+    <w:p>
+      <w:pPr>
+        <w:pStyle w:val="BodyText"/>
+        <w:numPr>
+          <w:ilvl w:val="1"/>
+          <w:numId w:val="3"/>
+        </w:numPr>
+        <w:rPr/>
+      </w:pPr>
+      <w:r>
+        <w:rPr/>
+        <w:t>Every pulse must contain unique variable/value pair (such that no variable index repeats);</w:t>
+      </w:r>
+    </w:p>
+    <w:p>
+      <w:pPr>
+        <w:pStyle w:val="BodyText"/>
+        <w:numPr>
+          <w:ilvl w:val="1"/>
+          <w:numId w:val="3"/>
+        </w:numPr>
+        <w:rPr/>
+      </w:pPr>
+      <w:r>
+        <w:rPr/>
+        <w:t>Pulse from a child node must be added into a pulse from its parent.</w:t>
+      </w:r>
+    </w:p>
+    <w:p>
+      <w:pPr>
+        <w:pStyle w:val="BodyText"/>
+        <w:numPr>
+          <w:ilvl w:val="1"/>
+          <w:numId w:val="3"/>
+        </w:numPr>
+        <w:rPr/>
+      </w:pPr>
+      <w:r>
+        <w:rPr/>
+        <w:t xml:space="preserve">If two pulses </w:t>
+      </w:r>
+      <w:r>
+        <w:rPr/>
+        <w:t>A and B</w:t>
+      </w:r>
+      <w:r>
+        <w:rPr/>
+        <w:t xml:space="preserve"> stored together have common </w:t>
+      </w:r>
+      <w:r>
+        <w:rPr/>
+        <w:t>variable indexes, they are merged such that:</w:t>
+      </w:r>
+    </w:p>
+    <w:p>
+      <w:pPr>
+        <w:pStyle w:val="BodyText"/>
+        <w:numPr>
+          <w:ilvl w:val="2"/>
+          <w:numId w:val="3"/>
+        </w:numPr>
+        <w:rPr/>
+      </w:pPr>
+      <w:r>
+        <w:rPr/>
+        <w:t>if common variables are set to the same values, added variables that are not present in unique variables from B into A;</w:t>
+      </w:r>
+    </w:p>
+    <w:p>
+      <w:pPr>
+        <w:pStyle w:val="BodyText"/>
+        <w:numPr>
+          <w:ilvl w:val="2"/>
+          <w:numId w:val="3"/>
+        </w:numPr>
+        <w:rPr/>
+      </w:pPr>
+      <w:r>
+        <w:rPr/>
+        <w:t>otherwise, bundle pulses together into an Aggregated Pulse, as they can both be satisfied;</w:t>
+      </w:r>
+    </w:p>
+    <w:p>
+      <w:pPr>
+        <w:pStyle w:val="BodyText"/>
+        <w:numPr>
+          <w:ilvl w:val="1"/>
+          <w:numId w:val="3"/>
+        </w:numPr>
+        <w:rPr/>
+      </w:pPr>
+      <w:r>
+        <w:rPr/>
+        <w:t xml:space="preserve">If </w:t>
+      </w:r>
+      <w:r>
+        <w:rPr/>
+        <w:t>a Child Pulse is added into Master Pulse, and a Master contains a variable that is present in a Child then:</w:t>
+      </w:r>
+    </w:p>
+    <w:p>
+      <w:pPr>
+        <w:pStyle w:val="BodyText"/>
+        <w:numPr>
+          <w:ilvl w:val="2"/>
+          <w:numId w:val="3"/>
+        </w:numPr>
+        <w:rPr/>
+      </w:pPr>
+      <w:r>
+        <w:rPr/>
+        <w:t>if a value of a variable is the same in both, remove variable from Child;</w:t>
+      </w:r>
+    </w:p>
+    <w:p>
+      <w:pPr>
+        <w:pStyle w:val="BodyText"/>
+        <w:numPr>
+          <w:ilvl w:val="2"/>
+          <w:numId w:val="3"/>
+        </w:numPr>
+        <w:rPr/>
+      </w:pPr>
+      <w:r>
+        <w:rPr/>
+        <w:t>otherwise, remove variable from Child and mark it as satisfied, meaning that variables inside of it can be of any values;</w:t>
+      </w:r>
+    </w:p>
+    <w:p>
+      <w:pPr>
+        <w:pStyle w:val="BodyText"/>
+        <w:numPr>
+          <w:ilvl w:val="2"/>
+          <w:numId w:val="3"/>
+        </w:numPr>
+        <w:rPr/>
+      </w:pPr>
+      <w:r>
+        <w:rPr/>
+        <w:t>store Child in a Master;</w:t>
+      </w:r>
+    </w:p>
+    <w:p>
+      <w:pPr>
+        <w:pStyle w:val="BodyText"/>
+        <w:numPr>
+          <w:ilvl w:val="2"/>
+          <w:numId w:val="3"/>
+        </w:numPr>
+        <w:rPr/>
+      </w:pPr>
+      <w:r>
+        <w:rPr/>
+        <w:t xml:space="preserve">if a Child and a Master have </w:t>
+      </w:r>
+      <w:r>
+        <w:rPr/>
+        <w:t>all</w:t>
+      </w:r>
+      <w:r>
+        <w:rPr/>
+        <w:t xml:space="preserve"> the same variables set to the same values, then conflict occurs;</w:t>
+      </w:r>
+    </w:p>
+    <w:p>
+      <w:pPr>
+        <w:pStyle w:val="BodyText"/>
+        <w:numPr>
+          <w:ilvl w:val="1"/>
+          <w:numId w:val="3"/>
+        </w:numPr>
+        <w:rPr/>
+      </w:pPr>
+      <w:r>
+        <w:rPr/>
+        <w:t xml:space="preserve">If a Child Pulse A is added </w:t>
+      </w:r>
+      <w:r>
+        <w:rPr/>
+        <w:t>in</w:t>
+      </w:r>
+      <w:r>
+        <w:rPr/>
+        <w:t xml:space="preserve">to another Child Pulse B, contents of B </w:t>
+      </w:r>
+      <w:r>
+        <w:rPr/>
+        <w:t xml:space="preserve">are moved </w:t>
+      </w:r>
+      <w:r>
+        <w:rPr/>
+        <w:t>into A;</w:t>
+      </w:r>
+    </w:p>
+    <w:p>
+      <w:pPr>
+        <w:pStyle w:val="BodyText"/>
+        <w:numPr>
+          <w:ilvl w:val="1"/>
+          <w:numId w:val="3"/>
+        </w:numPr>
+        <w:rPr/>
+      </w:pPr>
+      <w:r>
+        <w:rPr/>
+        <w:t>If an Aggregate is added into any pulse it is either stored inside the pulse or merged if common variables present;</w:t>
+      </w:r>
+    </w:p>
+    <w:p>
+      <w:pPr>
+        <w:pStyle w:val="BodyText"/>
+        <w:numPr>
+          <w:ilvl w:val="2"/>
+          <w:numId w:val="3"/>
+        </w:numPr>
+        <w:rPr/>
+      </w:pPr>
+      <w:r>
+        <w:rPr/>
+        <w:t>When merged with Master Pulse, all pulses stored in Aggregate are merged with Master, potentially forming a new Aggregate inside;</w:t>
+      </w:r>
+    </w:p>
+    <w:p>
+      <w:pPr>
+        <w:pStyle w:val="BodyText"/>
+        <w:numPr>
+          <w:ilvl w:val="2"/>
+          <w:numId w:val="3"/>
+        </w:numPr>
+        <w:rPr/>
+      </w:pPr>
+      <w:r>
+        <w:rPr/>
+        <w:t>Aggregate cannot store another aggregate, they must be bundled into a pulse or their contents must form a new Aggregate (if common variables are present);</w:t>
+      </w:r>
+    </w:p>
+    <w:p>
+      <w:pPr>
+        <w:pStyle w:val="BodyText"/>
+        <w:numPr>
+          <w:ilvl w:val="0"/>
+          <w:numId w:val="3"/>
+        </w:numPr>
+        <w:rPr/>
+      </w:pPr>
+      <w:r>
+        <w:rPr/>
+        <w:t>Once all nodes in Semantic Tree are merged, return final pulse;</w:t>
+      </w:r>
+    </w:p>
+    <w:p>
+      <w:pPr>
+        <w:pStyle w:val="BodyText"/>
+        <w:numPr>
+          <w:ilvl w:val="1"/>
+          <w:numId w:val="3"/>
+        </w:numPr>
+        <w:rPr/>
+      </w:pPr>
+      <w:r>
+        <w:rPr/>
+        <w:t>If a pulse is a Conflict Pulse, problem cannot be satisfied;</w:t>
+      </w:r>
+    </w:p>
+    <w:p>
+      <w:pPr>
+        <w:pStyle w:val="BodyText"/>
+        <w:numPr>
+          <w:ilvl w:val="1"/>
+          <w:numId w:val="3"/>
+        </w:numPr>
+        <w:rPr/>
+      </w:pPr>
+      <w:r>
+        <w:rPr/>
+        <w:t>else, problem is satisfiable.</w:t>
+      </w:r>
+    </w:p>
+    <w:p>
+      <w:pPr>
+        <w:pStyle w:val="Heading2"/>
+        <w:ind w:hanging="0" w:start="0"/>
+        <w:rPr/>
+      </w:pPr>
+      <w:bookmarkStart w:id="4" w:name="__RefHeading___Toc86_2555874285"/>
       <w:bookmarkEnd w:id="4"/>
       <w:r>
         <w:rPr/>
+        <w:t>Implementation: Alexandra</w:t>
+      </w:r>
+    </w:p>
+    <w:p>
+      <w:pPr>
+        <w:pStyle w:val="BodyText"/>
+        <w:rPr/>
+      </w:pPr>
+      <w:r>
+        <w:rPr/>
+        <w:t>The solver is written in C++ programming language for better performance. It is a command line application that takes the following inputs: number of threads (unsigned integer), path to an .aag file (a file in an ASCII AIGER format), and an assumption (a sequence of variable indexes in a format similar to AIGER where even number is variable set to true and odd is variable set to false).</w:t>
+      </w:r>
+    </w:p>
+    <w:p>
+      <w:pPr>
+        <w:pStyle w:val="BodyText"/>
+        <w:rPr/>
+      </w:pPr>
+      <w:r>
+        <w:rPr/>
+        <w:t xml:space="preserve">The solution is organised into three namespaces: </w:t>
+      </w:r>
+    </w:p>
+    <w:p>
+      <w:pPr>
+        <w:pStyle w:val="BodyText"/>
+        <w:numPr>
+          <w:ilvl w:val="0"/>
+          <w:numId w:val="4"/>
+        </w:numPr>
+        <w:rPr/>
+      </w:pPr>
+      <w:r>
+        <w:rPr/>
+        <w:t>Alexandra – main namespace, contains Solver and Result classes;</w:t>
+      </w:r>
+    </w:p>
+    <w:p>
+      <w:pPr>
+        <w:pStyle w:val="BodyText"/>
+        <w:numPr>
+          <w:ilvl w:val="0"/>
+          <w:numId w:val="4"/>
+        </w:numPr>
+        <w:rPr/>
+      </w:pPr>
+      <w:r>
+        <w:rPr/>
+        <w:t>Utilities – contains thread pool, a single-linked tree stack implementation for trace and unique error classes;</w:t>
+      </w:r>
+    </w:p>
+    <w:p>
+      <w:pPr>
+        <w:pStyle w:val="BodyText"/>
+        <w:numPr>
+          <w:ilvl w:val="0"/>
+          <w:numId w:val="4"/>
+        </w:numPr>
+        <w:rPr/>
+      </w:pPr>
+      <w:r>
+        <w:rPr/>
+        <w:t>Graph – contains classes that form And-Inverter Graph model, Pulses, and an Accumulator class (which implements Semantic Tree).</w:t>
+      </w:r>
+    </w:p>
+    <w:p>
+      <w:pPr>
+        <w:pStyle w:val="BodyText"/>
+        <w:rPr/>
+      </w:pPr>
+      <w:r>
+        <w:rPr/>
+        <w:t xml:space="preserve">When program is executed, it will parse the file, forming a syntax tree, which is equivalent to an AIG in our case. The parser is implemented as part of the Solver object’s constructor. If the file does not have .aag ending or it doesn’t follow AIGER format, parser will return invalid input error. </w:t>
+      </w:r>
+      <w:r>
+        <w:rPr/>
+        <w:t>The graph is stored as a map of node handlers (since clauses can be defined in any order it Is necessary to create handlers which will then contain a pointer to a node), a pointer to an Accumulator object and an instance of a Start Point object, which contains pointers to the output node handlers (AIGER allows multiple nodes to be outputs). The parser can identify if a problem is satisfiable or not if its only output is set to 0 (always false) or 1 (always true), or not present at all. It will then through a respective error object from utility namespace.</w:t>
+      </w:r>
+    </w:p>
+    <w:p>
+      <w:pPr>
+        <w:pStyle w:val="BodyText"/>
+        <w:rPr/>
+      </w:pPr>
+      <w:r>
+        <w:rPr/>
+        <w:t xml:space="preserve">The nodes store their own index and pointer(s) to their fanin clauses. There are four types of nodes: variable, AND, NOT, and a binary latch. A latch (flip-flop) node is part of AIGER format and it represents a storage mechanism (similar to real latches). It has a single fanout and a single fanin, which is a function that defines latch’s next value (initial value is 0). Because of them, a propagated signal also has an integer value which says which node it came from previously. If the number is greater then an index of the next state function, then signal is propagated to the next function, otherwise, a latch is added into an accumulator (as variable 0 which will either be ignored if in Child Pulse or cause a conflict if in Master). </w:t>
+      </w:r>
+      <w:r>
+        <w:rPr/>
+        <w:t>The variable nodes and latches store pointer to an Accumulator to add signal to the semantic tree.</w:t>
+      </w:r>
+    </w:p>
+    <w:p>
+      <w:pPr>
+        <w:pStyle w:val="BodyText"/>
+        <w:rPr/>
+      </w:pPr>
+      <w:r>
+        <w:rPr/>
+        <w:t xml:space="preserve">Once a graph has been formed, the Start Point object schedules propagation of the output nodes to the thread pool. A vacant thread will pick up the task and start the process. Main thread will wait until propagation is complete. Every time a thread propagates the AND node it will schedule a new propagation task which will target a right fanin, while the thread will continue onto the left fanin. </w:t>
+      </w:r>
+    </w:p>
+    <w:p>
+      <w:pPr>
+        <w:pStyle w:val="BodyText"/>
+        <w:rPr/>
+      </w:pPr>
+      <w:r>
+        <w:rPr/>
+        <w:t>When NOT node is encountered it is added to a SAT trace. The Trace is implemented as a single-linked tree stack, so that it can be easily copied and appended.</w:t>
+      </w:r>
+    </w:p>
+    <w:p>
+      <w:pPr>
+        <w:pStyle w:val="BodyText"/>
+        <w:rPr/>
+      </w:pPr>
+      <w:r>
+        <w:rPr/>
+        <w:t>After propagation is done, Solver object will trigger a solve method in the Accumulator. Accumulator will schedule tasks for converting its nodes into pulses and then adding those pulses together.</w:t>
+      </w:r>
+    </w:p>
+    <w:p>
+      <w:pPr>
+        <w:pStyle w:val="BodyText"/>
+        <w:rPr/>
+      </w:pPr>
+      <w:r>
+        <w:rPr/>
+        <w:t>There are three types of pulses:</w:t>
+      </w:r>
+    </w:p>
+    <w:p>
+      <w:pPr>
+        <w:pStyle w:val="BodyText"/>
+        <w:numPr>
+          <w:ilvl w:val="0"/>
+          <w:numId w:val="5"/>
+        </w:numPr>
+        <w:rPr/>
+      </w:pPr>
+      <w:r>
+        <w:rPr/>
+        <w:t>Unit Pulse – an index/value pair that can be true, false, any or conflicting;</w:t>
+      </w:r>
+    </w:p>
+    <w:p>
+      <w:pPr>
+        <w:pStyle w:val="BodyText"/>
+        <w:numPr>
+          <w:ilvl w:val="0"/>
+          <w:numId w:val="5"/>
+        </w:numPr>
+        <w:rPr/>
+      </w:pPr>
+      <w:r>
+        <w:rPr/>
+        <w:t>Pulse – a generic pulse that stores other pulse objects. Can be either positive or negative;</w:t>
+      </w:r>
+    </w:p>
+    <w:p>
+      <w:pPr>
+        <w:pStyle w:val="BodyText"/>
+        <w:numPr>
+          <w:ilvl w:val="0"/>
+          <w:numId w:val="5"/>
+        </w:numPr>
+        <w:rPr/>
+      </w:pPr>
+      <w:r>
+        <w:rPr/>
+        <w:t xml:space="preserve">Aggregate Pulse – an object that stores a bundle of negative pulses with common indexes and opposite values. This is necessary to preserve relationships </w:t>
+      </w:r>
+      <w:r>
+        <w:rPr/>
+        <w:t>when there are multiple values that cannot be true (for example XOR operation).</w:t>
+      </w:r>
+    </w:p>
+    <w:p>
+      <w:pPr>
+        <w:pStyle w:val="BodyText"/>
+        <w:rPr/>
+      </w:pPr>
+      <w:r>
+        <w:rPr/>
+        <w:t>The pulses can be tested for equivalence (operator =</w:t>
+      </w:r>
+      <w:r>
+        <w:rPr/>
+        <w:t>=</w:t>
+      </w:r>
+      <w:r>
+        <w:rPr/>
+        <w:t xml:space="preserve">) or added (operator +). Two pulses are equivalent if they have unit pulses with common indexes. Addition operation either merges pulses or adds them into one another. The Result object in Alexandra namespace is wrapper for pulses that can be converted into a string, and is created once Accumulator finishes solving the semantic tree. </w:t>
+      </w:r>
+    </w:p>
+    <w:p>
+      <w:pPr>
+        <w:pStyle w:val="Heading1"/>
+        <w:numPr>
+          <w:ilvl w:val="0"/>
+          <w:numId w:val="2"/>
+        </w:numPr>
+        <w:bidi w:val="0"/>
+        <w:ind w:hanging="0" w:start="0"/>
+        <w:jc w:val="start"/>
+        <w:rPr/>
+      </w:pPr>
+      <w:bookmarkStart w:id="5" w:name="__RefHeading___Toc7_3514754461"/>
+      <w:bookmarkEnd w:id="5"/>
+      <w:r>
+        <w:rPr/>
+        <w:t>Evaluation</w:t>
+      </w:r>
+    </w:p>
+    <w:p>
+      <w:pPr>
+        <w:pStyle w:val="BodyText"/>
+        <w:bidi w:val="0"/>
+        <w:ind w:hanging="0" w:start="0"/>
+        <w:jc w:val="start"/>
+        <w:rPr/>
+      </w:pPr>
+      <w:r>
+        <w:rPr/>
+        <w:t>Unfortunately, the submitted solution had a vast amount of design, logical and syntactical errors which rendered it uncompilable. The rest of this section will focus on the logical and design problems which made this solver unusable, as well as how some of those problems were fixed. Appendix section contains comparison of the submitted code and the final solution (which compiles but does not return meaningful output).</w:t>
+      </w:r>
+    </w:p>
+    <w:p>
+      <w:pPr>
+        <w:pStyle w:val="Heading2"/>
+        <w:ind w:hanging="0" w:start="0"/>
+        <w:rPr/>
+      </w:pPr>
+      <w:bookmarkStart w:id="6" w:name="__RefHeading___Toc88_2555874285"/>
+      <w:bookmarkEnd w:id="6"/>
+      <w:r>
+        <w:rPr/>
+        <w:t>Dynamic</w:t>
+      </w:r>
+      <w:r>
+        <w:rPr/>
+        <w:t xml:space="preserve"> cast</w:t>
+      </w:r>
+    </w:p>
+    <w:p>
+      <w:pPr>
+        <w:pStyle w:val="BodyText"/>
+        <w:rPr/>
+      </w:pPr>
+      <w:r>
+        <w:rPr/>
+        <w:t xml:space="preserve">Originally, the IPulse class which is a parent of all the </w:t>
+      </w:r>
+      <w:r>
+        <w:rPr/>
+        <w:t>pulses had methods that return pointers of type of its children, which is an illegal operation and cannot compile. This was solved by using dynamic cast function.</w:t>
+      </w:r>
+    </w:p>
+    <w:p>
+      <w:pPr>
+        <w:pStyle w:val="Heading2"/>
+        <w:ind w:hanging="0" w:start="0"/>
+        <w:rPr/>
+      </w:pPr>
+      <w:bookmarkStart w:id="7" w:name="__RefHeading___Toc90_2555874285"/>
+      <w:bookmarkEnd w:id="7"/>
+      <w:r>
+        <w:rPr/>
+        <w:t>Deadlocks in the Thread Pool</w:t>
+      </w:r>
+    </w:p>
+    <w:p>
+      <w:pPr>
+        <w:pStyle w:val="BodyText"/>
+        <w:rPr/>
+      </w:pPr>
+      <w:r>
+        <w:rPr/>
+        <w:t>In the first submission, locks were released instead of unlocking. Also, in some cases unlock clause could have been in a different scope or a method that acquired lock could have called another method that acquires the same lock. This was solved by restructuring methods in Thread Pool class and removing synchronisation from report task method.</w:t>
+      </w:r>
+    </w:p>
+    <w:p>
+      <w:pPr>
+        <w:pStyle w:val="Heading2"/>
+        <w:ind w:hanging="0" w:start="0"/>
+        <w:rPr/>
+      </w:pPr>
+      <w:bookmarkStart w:id="8" w:name="__RefHeading___Toc92_2555874285"/>
+      <w:bookmarkEnd w:id="8"/>
+      <w:r>
+        <w:rPr/>
+        <w:t>Latch Propagation</w:t>
+      </w:r>
+    </w:p>
+    <w:p>
+      <w:pPr>
+        <w:pStyle w:val="BodyText"/>
+        <w:rPr/>
+      </w:pPr>
+      <w:r>
+        <w:rPr/>
+        <w:t>When the propagation function was designed it was assumed that AIGER is hierarchical, meaning that nodes with higher index are defined after nodes with lower index. This however is not the case, and nodes can appear in any order. This is why, propagating into a latch next value function only when a previous node is greater then next function does not guarantee a correct behaviour. This was solved by replacing last node index parameter to another stack that keeps track of visited latches. If a latch occurs for a first time, then thread propagates into next function, otherwise assume latch to be false.</w:t>
+      </w:r>
+    </w:p>
+    <w:p>
+      <w:pPr>
+        <w:pStyle w:val="Heading2"/>
+        <w:ind w:hanging="0" w:start="0"/>
+        <w:rPr/>
+      </w:pPr>
+      <w:bookmarkStart w:id="9" w:name="__RefHeading___Toc94_2555874285"/>
+      <w:bookmarkEnd w:id="9"/>
+      <w:r>
+        <w:rPr/>
+        <w:t>Empty Handlers</w:t>
+      </w:r>
+    </w:p>
+    <w:p>
+      <w:pPr>
+        <w:pStyle w:val="BodyText"/>
+        <w:rPr/>
+      </w:pPr>
+      <w:r>
+        <w:rPr/>
+        <w:t>When reading the file, parser used to create empty handlers where there were supposed to be clauses. This was because when a parser encountered a negation of any node it would always create a new node handler for that node, instead of getting existing handler from the map and adding it into NOT node.</w:t>
+      </w:r>
+    </w:p>
+    <w:p>
+      <w:pPr>
+        <w:pStyle w:val="Heading2"/>
+        <w:ind w:hanging="0" w:start="0"/>
+        <w:rPr/>
+      </w:pPr>
+      <w:bookmarkStart w:id="10" w:name="__RefHeading___Toc96_2555874285"/>
+      <w:bookmarkEnd w:id="10"/>
+      <w:r>
+        <w:rPr/>
+        <w:t>Scheduling of Fold and Add tasks</w:t>
+      </w:r>
+    </w:p>
+    <w:p>
+      <w:pPr>
+        <w:pStyle w:val="BodyText"/>
+        <w:rPr/>
+      </w:pPr>
+      <w:r>
+        <w:rPr/>
+        <w:t xml:space="preserve">Accumulator used to schedule two types of tasks when solve method is called – Fold (turn Accumulator Node into a Pulse) and Add (add Pulse to another Pulse). This tasks were intertwined such that a Fold object would store its results in an Add object, and Add task </w:t>
+      </w:r>
+      <w:r>
+        <w:rPr/>
+        <w:t xml:space="preserve">would not be performed until all Folds were done (it would reschedule itself until all Folds were performed). Also, if a node had children it would schedule more folds and adds. This behaviour led to eternal scheduling of empty tasks that kept producing more tasks. </w:t>
+      </w:r>
+    </w:p>
+    <w:p>
+      <w:pPr>
+        <w:pStyle w:val="BodyText"/>
+        <w:rPr/>
+      </w:pPr>
+      <w:r>
+        <w:rPr/>
+        <w:t>To solve this, Add class was removed and Fold was modified. In the new logic Accumulator Nodes have a children count and fold count and a pointer to their parent. When Fold is performed, child node adds its resultant pulse to a pulse of its parent and increment its fold count. When fold count equals to the children count then node schedules its own Fold. When solve method is called Accumulator schedules folding on the nodes with zero child count. When folding reaches the Master Pulse, solving is complete and value is returned.</w:t>
+      </w:r>
+    </w:p>
+    <w:p>
+      <w:pPr>
+        <w:pStyle w:val="Heading2"/>
+        <w:ind w:hanging="0" w:start="0"/>
+        <w:rPr/>
+      </w:pPr>
+      <w:bookmarkStart w:id="11" w:name="__RefHeading___Toc98_2555874285"/>
+      <w:bookmarkEnd w:id="11"/>
+      <w:r>
+        <w:rPr/>
+        <w:t>Repeated branch visits</w:t>
+      </w:r>
+    </w:p>
+    <w:p>
+      <w:pPr>
+        <w:pStyle w:val="BodyText"/>
+        <w:rPr/>
+      </w:pPr>
+      <w:r>
+        <w:rPr/>
+        <w:t xml:space="preserve">During propagation, thread can visit the same branch multiple times because it can be a fanin of multiple AND nodes, which </w:t>
+      </w:r>
+      <w:r>
+        <w:rPr/>
+        <w:t>means solver wastes more time then its actually needs. This is a fundamental design flaw that was not solved. The possible solution would be caching the repeatedly occurring nodes, so that results of their propagation could be reused in other clauses. Also, by marking already visited nodes, threads will not need to explore them again, which will reduce propagation time.</w:t>
+      </w:r>
+    </w:p>
+    <w:p>
+      <w:pPr>
+        <w:pStyle w:val="Heading2"/>
+        <w:ind w:hanging="0" w:start="0"/>
+        <w:rPr/>
+      </w:pPr>
+      <w:bookmarkStart w:id="12" w:name="__RefHeading___Toc100_2555874285"/>
+      <w:bookmarkEnd w:id="12"/>
+      <w:r>
+        <w:rPr/>
+        <w:t>Memory leaks</w:t>
+      </w:r>
+    </w:p>
+    <w:p>
+      <w:pPr>
+        <w:pStyle w:val="BodyText"/>
+        <w:rPr/>
+      </w:pPr>
+      <w:r>
+        <w:rPr/>
+        <w:t>During Pulse addition and propagation, solver produces lots of objects that are allocated at heap, rather then on a stack. This objects are passed by pointer and are not deleted, because in the original submission delete operation caused heap corruption. In the future, implementation must have an adequate memory management, so that it does not consume more memory then it needs.</w:t>
+      </w:r>
+    </w:p>
+    <w:p>
+      <w:pPr>
+        <w:pStyle w:val="Heading2"/>
+        <w:ind w:hanging="0" w:start="0"/>
+        <w:rPr/>
+      </w:pPr>
+      <w:bookmarkStart w:id="13" w:name="__RefHeading___Toc102_2555874285"/>
+      <w:bookmarkEnd w:id="13"/>
+      <w:r>
+        <w:rPr/>
+        <w:t>Pulse structure and comparison</w:t>
+      </w:r>
+    </w:p>
+    <w:p>
+      <w:pPr>
+        <w:pStyle w:val="BodyText"/>
+        <w:rPr/>
+      </w:pPr>
+      <w:r>
+        <w:rPr/>
+        <w:t>The Pulse objects contain a boolean variable that states whether they are positive or negative, and a vector of IPulse object pointers. This structure makes it difficult to compare pulses because there is no guarantee that a pulses will be in any order, as such pulse comparison can be of complexity O(n</w:t>
+      </w:r>
+      <w:r>
+        <w:rPr>
+          <w:vertAlign w:val="superscript"/>
+        </w:rPr>
+        <w:t>2</w:t>
+      </w:r>
+      <w:r>
+        <w:rPr/>
+        <w:t>). If pulses were sorted that could have reduced the complexity of comparison and even addition, as it would always be easy to find necessary unit pulse.</w:t>
+      </w:r>
+    </w:p>
+    <w:p>
+      <w:pPr>
+        <w:pStyle w:val="BodyText"/>
+        <w:rPr/>
+      </w:pPr>
+      <w:r>
+        <w:rPr/>
+        <w:t>Another issue with comparison is that operator == is not enough, because there are multiple degrees of equivalence. Therefore, a pulse must have a new more flexible equivalence function and operators greater and less then for effective sorting.</w:t>
+      </w:r>
+    </w:p>
+    <w:p>
+      <w:pPr>
+        <w:pStyle w:val="Heading2"/>
+        <w:ind w:hanging="0" w:start="0"/>
+        <w:rPr/>
+      </w:pPr>
+      <w:bookmarkStart w:id="14" w:name="__RefHeading___Toc104_2555874285"/>
+      <w:bookmarkEnd w:id="14"/>
+      <w:r>
+        <w:rPr/>
+        <w:t>Pulse addition logic</w:t>
+      </w:r>
+    </w:p>
+    <w:p>
+      <w:pPr>
+        <w:pStyle w:val="BodyText"/>
+        <w:rPr/>
+      </w:pPr>
+      <w:r>
+        <w:rPr/>
+        <w:t xml:space="preserve">The pulse addition logic is wrong. It is over-bloated and unmaintainable, and there are number of mistakes. </w:t>
+      </w:r>
+    </w:p>
+    <w:p>
+      <w:pPr>
+        <w:pStyle w:val="BodyText"/>
+        <w:rPr/>
+      </w:pPr>
+      <w:r>
+        <w:rPr/>
+        <w:t xml:space="preserve">First of all, Negative Pulses must store Aggregated Pulses (which they currently not) in order to accommodate for the cases when exclusive logic is fed into a not and clause. </w:t>
+      </w:r>
+    </w:p>
+    <w:p>
+      <w:pPr>
+        <w:pStyle w:val="BodyText"/>
+        <w:rPr/>
+      </w:pPr>
+      <w:r>
+        <w:rPr/>
+        <w:t>Secondly, the Aggregate addition needs to be redesigned because as there is a race condition when it mistakes pulse types and tries to cast them into a different type.</w:t>
+      </w:r>
+    </w:p>
+    <w:p>
+      <w:pPr>
+        <w:pStyle w:val="BodyText"/>
+        <w:rPr/>
+      </w:pPr>
+      <w:r>
+        <w:rPr/>
+        <w:t>Finally, the inter-pulse addition. The structure when a pulse object can store another pulse object (not be confused with aggregates) is wrong, because it leads to a dangerous many-to-many relationship which current solver does not accommodate for. This lead to the solver constantly having duplicate variables and incorrect addition results, which always lead to conflict result. This issue requires a complete redesign of the pulses, especially their addition.</w:t>
+      </w:r>
+    </w:p>
+    <w:p>
+      <w:pPr>
+        <w:pStyle w:val="Heading1"/>
+        <w:numPr>
+          <w:ilvl w:val="0"/>
+          <w:numId w:val="2"/>
+        </w:numPr>
+        <w:bidi w:val="0"/>
+        <w:ind w:hanging="0" w:start="0"/>
+        <w:jc w:val="start"/>
+        <w:rPr/>
+      </w:pPr>
+      <w:bookmarkStart w:id="15" w:name="__RefHeading___Toc106_2555874285"/>
+      <w:bookmarkEnd w:id="15"/>
+      <w:r>
+        <w:rPr/>
+        <w:t>Conclusion</w:t>
+      </w:r>
+    </w:p>
+    <w:p>
+      <w:pPr>
+        <w:pStyle w:val="BodyText"/>
+        <w:bidi w:val="0"/>
+        <w:ind w:hanging="0" w:start="0"/>
+        <w:jc w:val="start"/>
+        <w:rPr/>
+      </w:pPr>
+      <w:r>
+        <w:rPr/>
+        <w:t>Although a new algorithm does look promising, its current implementation is fundamentally unusable because of poor design decisions and unverifiable results. It needs better data structures and more optimised work allocation algorithms to work properly, but it does have potential to improve the SAT solving for circuit verification.</w:t>
+      </w:r>
+    </w:p>
+    <w:p>
+      <w:pPr>
+        <w:pStyle w:val="Heading1"/>
+        <w:numPr>
+          <w:ilvl w:val="0"/>
+          <w:numId w:val="2"/>
+        </w:numPr>
+        <w:bidi w:val="0"/>
+        <w:ind w:hanging="0" w:start="0"/>
+        <w:jc w:val="start"/>
+        <w:rPr/>
+      </w:pPr>
+      <w:bookmarkStart w:id="16" w:name="__RefHeading___Toc9_3514754461"/>
+      <w:bookmarkEnd w:id="16"/>
+      <w:r>
+        <w:rPr/>
         <w:t>Appendix</w:t>
       </w:r>
     </w:p>
     <w:p>
       <w:pPr>
         <w:pStyle w:val="Heading1"/>
+        <w:numPr>
+          <w:ilvl w:val="0"/>
+          <w:numId w:val="2"/>
+        </w:numPr>
         <w:bidi w:val="0"/>
         <w:spacing w:before="240" w:after="120"/>
         <w:ind w:hanging="0" w:start="0"/>
         <w:jc w:val="start"/>
         <w:rPr/>
       </w:pPr>
-      <w:bookmarkStart w:id="5" w:name="__RefHeading___Toc11_3514754461"/>
-      <w:bookmarkEnd w:id="5"/>
+      <w:bookmarkStart w:id="17" w:name="__RefHeading___Toc11_3514754461"/>
+      <w:bookmarkEnd w:id="17"/>
       <w:r>
         <w:rPr/>
         <w:t>References and Acknowledgements</w:t>
@@ -342,6 +2135,7 @@
       <w:pgNumType w:fmt="decimal"/>
       <w:formProt w:val="false"/>
       <w:textDirection w:val="lrTb"/>
+      <w:docGrid w:type="default" w:linePitch="100" w:charSpace="0"/>
     </w:sectPr>
   </w:body>
 </w:document>
@@ -352,7 +2146,6 @@
   <w:abstractNum w:abstractNumId="1">
     <w:lvl w:ilvl="0">
       <w:start w:val="1"/>
-      <w:pStyle w:val="Heading1"/>
       <w:numFmt w:val="none"/>
       <w:suff w:val="nothing"/>
       <w:lvlText w:val=""/>
@@ -366,6 +2159,7 @@
     </w:lvl>
     <w:lvl w:ilvl="1">
       <w:start w:val="1"/>
+      <w:pStyle w:val="Heading2"/>
       <w:numFmt w:val="none"/>
       <w:suff w:val="nothing"/>
       <w:lvlText w:val=""/>
@@ -379,6 +2173,7 @@
     </w:lvl>
     <w:lvl w:ilvl="2">
       <w:start w:val="1"/>
+      <w:pStyle w:val="Heading3"/>
       <w:numFmt w:val="none"/>
       <w:suff w:val="nothing"/>
       <w:lvlText w:val=""/>
@@ -469,8 +2264,559 @@
       </w:pPr>
     </w:lvl>
   </w:abstractNum>
+  <w:abstractNum w:abstractNumId="2">
+    <w:lvl w:ilvl="0">
+      <w:start w:val="1"/>
+      <w:numFmt w:val="none"/>
+      <w:suff w:val="nothing"/>
+      <w:lvlText w:val=""/>
+      <w:lvlJc w:val="start"/>
+      <w:pPr>
+        <w:tabs>
+          <w:tab w:val="num" w:pos="0"/>
+        </w:tabs>
+        <w:ind w:start="0" w:hanging="0"/>
+      </w:pPr>
+      <w:rPr/>
+    </w:lvl>
+    <w:lvl w:ilvl="1">
+      <w:start w:val="1"/>
+      <w:numFmt w:val="none"/>
+      <w:suff w:val="nothing"/>
+      <w:lvlText w:val=""/>
+      <w:lvlJc w:val="start"/>
+      <w:pPr>
+        <w:tabs>
+          <w:tab w:val="num" w:pos="0"/>
+        </w:tabs>
+        <w:ind w:start="0" w:hanging="0"/>
+      </w:pPr>
+      <w:rPr/>
+    </w:lvl>
+    <w:lvl w:ilvl="2">
+      <w:start w:val="1"/>
+      <w:numFmt w:val="none"/>
+      <w:suff w:val="nothing"/>
+      <w:lvlText w:val=""/>
+      <w:lvlJc w:val="start"/>
+      <w:pPr>
+        <w:tabs>
+          <w:tab w:val="num" w:pos="0"/>
+        </w:tabs>
+        <w:ind w:start="0" w:hanging="0"/>
+      </w:pPr>
+      <w:rPr/>
+    </w:lvl>
+    <w:lvl w:ilvl="3">
+      <w:start w:val="1"/>
+      <w:numFmt w:val="none"/>
+      <w:suff w:val="nothing"/>
+      <w:lvlText w:val=""/>
+      <w:lvlJc w:val="start"/>
+      <w:pPr>
+        <w:tabs>
+          <w:tab w:val="num" w:pos="0"/>
+        </w:tabs>
+        <w:ind w:start="0" w:hanging="0"/>
+      </w:pPr>
+      <w:rPr/>
+    </w:lvl>
+    <w:lvl w:ilvl="4">
+      <w:start w:val="1"/>
+      <w:numFmt w:val="none"/>
+      <w:suff w:val="nothing"/>
+      <w:lvlText w:val=""/>
+      <w:lvlJc w:val="start"/>
+      <w:pPr>
+        <w:tabs>
+          <w:tab w:val="num" w:pos="0"/>
+        </w:tabs>
+        <w:ind w:start="0" w:hanging="0"/>
+      </w:pPr>
+      <w:rPr/>
+    </w:lvl>
+    <w:lvl w:ilvl="5">
+      <w:start w:val="1"/>
+      <w:numFmt w:val="none"/>
+      <w:suff w:val="nothing"/>
+      <w:lvlText w:val=""/>
+      <w:lvlJc w:val="start"/>
+      <w:pPr>
+        <w:tabs>
+          <w:tab w:val="num" w:pos="0"/>
+        </w:tabs>
+        <w:ind w:start="0" w:hanging="0"/>
+      </w:pPr>
+      <w:rPr/>
+    </w:lvl>
+    <w:lvl w:ilvl="6">
+      <w:start w:val="1"/>
+      <w:numFmt w:val="none"/>
+      <w:suff w:val="nothing"/>
+      <w:lvlText w:val=""/>
+      <w:lvlJc w:val="start"/>
+      <w:pPr>
+        <w:tabs>
+          <w:tab w:val="num" w:pos="0"/>
+        </w:tabs>
+        <w:ind w:start="0" w:hanging="0"/>
+      </w:pPr>
+      <w:rPr/>
+    </w:lvl>
+    <w:lvl w:ilvl="7">
+      <w:start w:val="1"/>
+      <w:numFmt w:val="none"/>
+      <w:suff w:val="nothing"/>
+      <w:lvlText w:val=""/>
+      <w:lvlJc w:val="start"/>
+      <w:pPr>
+        <w:tabs>
+          <w:tab w:val="num" w:pos="0"/>
+        </w:tabs>
+        <w:ind w:start="0" w:hanging="0"/>
+      </w:pPr>
+      <w:rPr/>
+    </w:lvl>
+    <w:lvl w:ilvl="8">
+      <w:start w:val="1"/>
+      <w:numFmt w:val="none"/>
+      <w:suff w:val="nothing"/>
+      <w:lvlText w:val=""/>
+      <w:lvlJc w:val="start"/>
+      <w:pPr>
+        <w:tabs>
+          <w:tab w:val="num" w:pos="0"/>
+        </w:tabs>
+        <w:ind w:start="0" w:hanging="0"/>
+      </w:pPr>
+      <w:rPr/>
+    </w:lvl>
+  </w:abstractNum>
+  <w:abstractNum w:abstractNumId="3">
+    <w:lvl w:ilvl="0">
+      <w:start w:val="1"/>
+      <w:numFmt w:val="bullet"/>
+      <w:lvlText w:val=""/>
+      <w:lvlJc w:val="start"/>
+      <w:pPr>
+        <w:tabs>
+          <w:tab w:val="num" w:pos="720"/>
+        </w:tabs>
+        <w:ind w:start="720" w:hanging="360"/>
+      </w:pPr>
+      <w:rPr>
+        <w:rFonts w:ascii="Symbol" w:hAnsi="Symbol" w:cs="Symbol" w:hint="default"/>
+      </w:rPr>
+    </w:lvl>
+    <w:lvl w:ilvl="1">
+      <w:start w:val="1"/>
+      <w:numFmt w:val="bullet"/>
+      <w:lvlText w:val="◦"/>
+      <w:lvlJc w:val="start"/>
+      <w:pPr>
+        <w:tabs>
+          <w:tab w:val="num" w:pos="1080"/>
+        </w:tabs>
+        <w:ind w:start="1080" w:hanging="360"/>
+      </w:pPr>
+      <w:rPr>
+        <w:rFonts w:ascii="OpenSymbol" w:hAnsi="OpenSymbol" w:cs="OpenSymbol" w:hint="default"/>
+      </w:rPr>
+    </w:lvl>
+    <w:lvl w:ilvl="2">
+      <w:start w:val="1"/>
+      <w:numFmt w:val="bullet"/>
+      <w:lvlText w:val="▪"/>
+      <w:lvlJc w:val="start"/>
+      <w:pPr>
+        <w:tabs>
+          <w:tab w:val="num" w:pos="1440"/>
+        </w:tabs>
+        <w:ind w:start="1440" w:hanging="360"/>
+      </w:pPr>
+      <w:rPr>
+        <w:rFonts w:ascii="OpenSymbol" w:hAnsi="OpenSymbol" w:cs="OpenSymbol" w:hint="default"/>
+      </w:rPr>
+    </w:lvl>
+    <w:lvl w:ilvl="3">
+      <w:start w:val="1"/>
+      <w:numFmt w:val="bullet"/>
+      <w:lvlText w:val=""/>
+      <w:lvlJc w:val="start"/>
+      <w:pPr>
+        <w:tabs>
+          <w:tab w:val="num" w:pos="1800"/>
+        </w:tabs>
+        <w:ind w:start="1800" w:hanging="360"/>
+      </w:pPr>
+      <w:rPr>
+        <w:rFonts w:ascii="Symbol" w:hAnsi="Symbol" w:cs="Symbol" w:hint="default"/>
+      </w:rPr>
+    </w:lvl>
+    <w:lvl w:ilvl="4">
+      <w:start w:val="1"/>
+      <w:numFmt w:val="bullet"/>
+      <w:lvlText w:val="◦"/>
+      <w:lvlJc w:val="start"/>
+      <w:pPr>
+        <w:tabs>
+          <w:tab w:val="num" w:pos="2160"/>
+        </w:tabs>
+        <w:ind w:start="2160" w:hanging="360"/>
+      </w:pPr>
+      <w:rPr>
+        <w:rFonts w:ascii="OpenSymbol" w:hAnsi="OpenSymbol" w:cs="OpenSymbol" w:hint="default"/>
+      </w:rPr>
+    </w:lvl>
+    <w:lvl w:ilvl="5">
+      <w:start w:val="1"/>
+      <w:numFmt w:val="bullet"/>
+      <w:lvlText w:val="▪"/>
+      <w:lvlJc w:val="start"/>
+      <w:pPr>
+        <w:tabs>
+          <w:tab w:val="num" w:pos="2520"/>
+        </w:tabs>
+        <w:ind w:start="2520" w:hanging="360"/>
+      </w:pPr>
+      <w:rPr>
+        <w:rFonts w:ascii="OpenSymbol" w:hAnsi="OpenSymbol" w:cs="OpenSymbol" w:hint="default"/>
+      </w:rPr>
+    </w:lvl>
+    <w:lvl w:ilvl="6">
+      <w:start w:val="1"/>
+      <w:numFmt w:val="bullet"/>
+      <w:lvlText w:val=""/>
+      <w:lvlJc w:val="start"/>
+      <w:pPr>
+        <w:tabs>
+          <w:tab w:val="num" w:pos="2880"/>
+        </w:tabs>
+        <w:ind w:start="2880" w:hanging="360"/>
+      </w:pPr>
+      <w:rPr>
+        <w:rFonts w:ascii="Symbol" w:hAnsi="Symbol" w:cs="Symbol" w:hint="default"/>
+      </w:rPr>
+    </w:lvl>
+    <w:lvl w:ilvl="7">
+      <w:start w:val="1"/>
+      <w:numFmt w:val="bullet"/>
+      <w:lvlText w:val="◦"/>
+      <w:lvlJc w:val="start"/>
+      <w:pPr>
+        <w:tabs>
+          <w:tab w:val="num" w:pos="3240"/>
+        </w:tabs>
+        <w:ind w:start="3240" w:hanging="360"/>
+      </w:pPr>
+      <w:rPr>
+        <w:rFonts w:ascii="OpenSymbol" w:hAnsi="OpenSymbol" w:cs="OpenSymbol" w:hint="default"/>
+      </w:rPr>
+    </w:lvl>
+    <w:lvl w:ilvl="8">
+      <w:start w:val="1"/>
+      <w:numFmt w:val="bullet"/>
+      <w:lvlText w:val="▪"/>
+      <w:lvlJc w:val="start"/>
+      <w:pPr>
+        <w:tabs>
+          <w:tab w:val="num" w:pos="3600"/>
+        </w:tabs>
+        <w:ind w:start="3600" w:hanging="360"/>
+      </w:pPr>
+      <w:rPr>
+        <w:rFonts w:ascii="OpenSymbol" w:hAnsi="OpenSymbol" w:cs="OpenSymbol" w:hint="default"/>
+      </w:rPr>
+    </w:lvl>
+  </w:abstractNum>
+  <w:abstractNum w:abstractNumId="4">
+    <w:lvl w:ilvl="0">
+      <w:start w:val="1"/>
+      <w:numFmt w:val="bullet"/>
+      <w:lvlText w:val=""/>
+      <w:lvlJc w:val="start"/>
+      <w:pPr>
+        <w:tabs>
+          <w:tab w:val="num" w:pos="720"/>
+        </w:tabs>
+        <w:ind w:start="720" w:hanging="360"/>
+      </w:pPr>
+      <w:rPr>
+        <w:rFonts w:ascii="Symbol" w:hAnsi="Symbol" w:cs="Symbol" w:hint="default"/>
+      </w:rPr>
+    </w:lvl>
+    <w:lvl w:ilvl="1">
+      <w:start w:val="1"/>
+      <w:numFmt w:val="bullet"/>
+      <w:lvlText w:val="◦"/>
+      <w:lvlJc w:val="start"/>
+      <w:pPr>
+        <w:tabs>
+          <w:tab w:val="num" w:pos="1080"/>
+        </w:tabs>
+        <w:ind w:start="1080" w:hanging="360"/>
+      </w:pPr>
+      <w:rPr>
+        <w:rFonts w:ascii="OpenSymbol" w:hAnsi="OpenSymbol" w:cs="OpenSymbol" w:hint="default"/>
+      </w:rPr>
+    </w:lvl>
+    <w:lvl w:ilvl="2">
+      <w:start w:val="1"/>
+      <w:numFmt w:val="bullet"/>
+      <w:lvlText w:val="▪"/>
+      <w:lvlJc w:val="start"/>
+      <w:pPr>
+        <w:tabs>
+          <w:tab w:val="num" w:pos="1440"/>
+        </w:tabs>
+        <w:ind w:start="1440" w:hanging="360"/>
+      </w:pPr>
+      <w:rPr>
+        <w:rFonts w:ascii="OpenSymbol" w:hAnsi="OpenSymbol" w:cs="OpenSymbol" w:hint="default"/>
+      </w:rPr>
+    </w:lvl>
+    <w:lvl w:ilvl="3">
+      <w:start w:val="1"/>
+      <w:numFmt w:val="bullet"/>
+      <w:lvlText w:val=""/>
+      <w:lvlJc w:val="start"/>
+      <w:pPr>
+        <w:tabs>
+          <w:tab w:val="num" w:pos="1800"/>
+        </w:tabs>
+        <w:ind w:start="1800" w:hanging="360"/>
+      </w:pPr>
+      <w:rPr>
+        <w:rFonts w:ascii="Symbol" w:hAnsi="Symbol" w:cs="Symbol" w:hint="default"/>
+      </w:rPr>
+    </w:lvl>
+    <w:lvl w:ilvl="4">
+      <w:start w:val="1"/>
+      <w:numFmt w:val="bullet"/>
+      <w:lvlText w:val="◦"/>
+      <w:lvlJc w:val="start"/>
+      <w:pPr>
+        <w:tabs>
+          <w:tab w:val="num" w:pos="2160"/>
+        </w:tabs>
+        <w:ind w:start="2160" w:hanging="360"/>
+      </w:pPr>
+      <w:rPr>
+        <w:rFonts w:ascii="OpenSymbol" w:hAnsi="OpenSymbol" w:cs="OpenSymbol" w:hint="default"/>
+      </w:rPr>
+    </w:lvl>
+    <w:lvl w:ilvl="5">
+      <w:start w:val="1"/>
+      <w:numFmt w:val="bullet"/>
+      <w:lvlText w:val="▪"/>
+      <w:lvlJc w:val="start"/>
+      <w:pPr>
+        <w:tabs>
+          <w:tab w:val="num" w:pos="2520"/>
+        </w:tabs>
+        <w:ind w:start="2520" w:hanging="360"/>
+      </w:pPr>
+      <w:rPr>
+        <w:rFonts w:ascii="OpenSymbol" w:hAnsi="OpenSymbol" w:cs="OpenSymbol" w:hint="default"/>
+      </w:rPr>
+    </w:lvl>
+    <w:lvl w:ilvl="6">
+      <w:start w:val="1"/>
+      <w:numFmt w:val="bullet"/>
+      <w:lvlText w:val=""/>
+      <w:lvlJc w:val="start"/>
+      <w:pPr>
+        <w:tabs>
+          <w:tab w:val="num" w:pos="2880"/>
+        </w:tabs>
+        <w:ind w:start="2880" w:hanging="360"/>
+      </w:pPr>
+      <w:rPr>
+        <w:rFonts w:ascii="Symbol" w:hAnsi="Symbol" w:cs="Symbol" w:hint="default"/>
+      </w:rPr>
+    </w:lvl>
+    <w:lvl w:ilvl="7">
+      <w:start w:val="1"/>
+      <w:numFmt w:val="bullet"/>
+      <w:lvlText w:val="◦"/>
+      <w:lvlJc w:val="start"/>
+      <w:pPr>
+        <w:tabs>
+          <w:tab w:val="num" w:pos="3240"/>
+        </w:tabs>
+        <w:ind w:start="3240" w:hanging="360"/>
+      </w:pPr>
+      <w:rPr>
+        <w:rFonts w:ascii="OpenSymbol" w:hAnsi="OpenSymbol" w:cs="OpenSymbol" w:hint="default"/>
+      </w:rPr>
+    </w:lvl>
+    <w:lvl w:ilvl="8">
+      <w:start w:val="1"/>
+      <w:numFmt w:val="bullet"/>
+      <w:lvlText w:val="▪"/>
+      <w:lvlJc w:val="start"/>
+      <w:pPr>
+        <w:tabs>
+          <w:tab w:val="num" w:pos="3600"/>
+        </w:tabs>
+        <w:ind w:start="3600" w:hanging="360"/>
+      </w:pPr>
+      <w:rPr>
+        <w:rFonts w:ascii="OpenSymbol" w:hAnsi="OpenSymbol" w:cs="OpenSymbol" w:hint="default"/>
+      </w:rPr>
+    </w:lvl>
+  </w:abstractNum>
+  <w:abstractNum w:abstractNumId="5">
+    <w:lvl w:ilvl="0">
+      <w:start w:val="1"/>
+      <w:numFmt w:val="bullet"/>
+      <w:lvlText w:val=""/>
+      <w:lvlJc w:val="start"/>
+      <w:pPr>
+        <w:tabs>
+          <w:tab w:val="num" w:pos="720"/>
+        </w:tabs>
+        <w:ind w:start="720" w:hanging="360"/>
+      </w:pPr>
+      <w:rPr>
+        <w:rFonts w:ascii="Symbol" w:hAnsi="Symbol" w:cs="Symbol" w:hint="default"/>
+      </w:rPr>
+    </w:lvl>
+    <w:lvl w:ilvl="1">
+      <w:start w:val="1"/>
+      <w:numFmt w:val="bullet"/>
+      <w:lvlText w:val="◦"/>
+      <w:lvlJc w:val="start"/>
+      <w:pPr>
+        <w:tabs>
+          <w:tab w:val="num" w:pos="1080"/>
+        </w:tabs>
+        <w:ind w:start="1080" w:hanging="360"/>
+      </w:pPr>
+      <w:rPr>
+        <w:rFonts w:ascii="OpenSymbol" w:hAnsi="OpenSymbol" w:cs="OpenSymbol" w:hint="default"/>
+      </w:rPr>
+    </w:lvl>
+    <w:lvl w:ilvl="2">
+      <w:start w:val="1"/>
+      <w:numFmt w:val="bullet"/>
+      <w:lvlText w:val="▪"/>
+      <w:lvlJc w:val="start"/>
+      <w:pPr>
+        <w:tabs>
+          <w:tab w:val="num" w:pos="1440"/>
+        </w:tabs>
+        <w:ind w:start="1440" w:hanging="360"/>
+      </w:pPr>
+      <w:rPr>
+        <w:rFonts w:ascii="OpenSymbol" w:hAnsi="OpenSymbol" w:cs="OpenSymbol" w:hint="default"/>
+      </w:rPr>
+    </w:lvl>
+    <w:lvl w:ilvl="3">
+      <w:start w:val="1"/>
+      <w:numFmt w:val="bullet"/>
+      <w:lvlText w:val=""/>
+      <w:lvlJc w:val="start"/>
+      <w:pPr>
+        <w:tabs>
+          <w:tab w:val="num" w:pos="1800"/>
+        </w:tabs>
+        <w:ind w:start="1800" w:hanging="360"/>
+      </w:pPr>
+      <w:rPr>
+        <w:rFonts w:ascii="Symbol" w:hAnsi="Symbol" w:cs="Symbol" w:hint="default"/>
+      </w:rPr>
+    </w:lvl>
+    <w:lvl w:ilvl="4">
+      <w:start w:val="1"/>
+      <w:numFmt w:val="bullet"/>
+      <w:lvlText w:val="◦"/>
+      <w:lvlJc w:val="start"/>
+      <w:pPr>
+        <w:tabs>
+          <w:tab w:val="num" w:pos="2160"/>
+        </w:tabs>
+        <w:ind w:start="2160" w:hanging="360"/>
+      </w:pPr>
+      <w:rPr>
+        <w:rFonts w:ascii="OpenSymbol" w:hAnsi="OpenSymbol" w:cs="OpenSymbol" w:hint="default"/>
+      </w:rPr>
+    </w:lvl>
+    <w:lvl w:ilvl="5">
+      <w:start w:val="1"/>
+      <w:numFmt w:val="bullet"/>
+      <w:lvlText w:val="▪"/>
+      <w:lvlJc w:val="start"/>
+      <w:pPr>
+        <w:tabs>
+          <w:tab w:val="num" w:pos="2520"/>
+        </w:tabs>
+        <w:ind w:start="2520" w:hanging="360"/>
+      </w:pPr>
+      <w:rPr>
+        <w:rFonts w:ascii="OpenSymbol" w:hAnsi="OpenSymbol" w:cs="OpenSymbol" w:hint="default"/>
+      </w:rPr>
+    </w:lvl>
+    <w:lvl w:ilvl="6">
+      <w:start w:val="1"/>
+      <w:numFmt w:val="bullet"/>
+      <w:lvlText w:val=""/>
+      <w:lvlJc w:val="start"/>
+      <w:pPr>
+        <w:tabs>
+          <w:tab w:val="num" w:pos="2880"/>
+        </w:tabs>
+        <w:ind w:start="2880" w:hanging="360"/>
+      </w:pPr>
+      <w:rPr>
+        <w:rFonts w:ascii="Symbol" w:hAnsi="Symbol" w:cs="Symbol" w:hint="default"/>
+      </w:rPr>
+    </w:lvl>
+    <w:lvl w:ilvl="7">
+      <w:start w:val="1"/>
+      <w:numFmt w:val="bullet"/>
+      <w:lvlText w:val="◦"/>
+      <w:lvlJc w:val="start"/>
+      <w:pPr>
+        <w:tabs>
+          <w:tab w:val="num" w:pos="3240"/>
+        </w:tabs>
+        <w:ind w:start="3240" w:hanging="360"/>
+      </w:pPr>
+      <w:rPr>
+        <w:rFonts w:ascii="OpenSymbol" w:hAnsi="OpenSymbol" w:cs="OpenSymbol" w:hint="default"/>
+      </w:rPr>
+    </w:lvl>
+    <w:lvl w:ilvl="8">
+      <w:start w:val="1"/>
+      <w:numFmt w:val="bullet"/>
+      <w:lvlText w:val="▪"/>
+      <w:lvlJc w:val="start"/>
+      <w:pPr>
+        <w:tabs>
+          <w:tab w:val="num" w:pos="3600"/>
+        </w:tabs>
+        <w:ind w:start="3600" w:hanging="360"/>
+      </w:pPr>
+      <w:rPr>
+        <w:rFonts w:ascii="OpenSymbol" w:hAnsi="OpenSymbol" w:cs="OpenSymbol" w:hint="default"/>
+      </w:rPr>
+    </w:lvl>
+  </w:abstractNum>
   <w:num w:numId="1">
     <w:abstractNumId w:val="1"/>
+  </w:num>
+  <w:num w:numId="2">
+    <w:abstractNumId w:val="2"/>
+  </w:num>
+  <w:num w:numId="3">
+    <w:abstractNumId w:val="3"/>
+  </w:num>
+  <w:num w:numId="4">
+    <w:abstractNumId w:val="4"/>
+  </w:num>
+  <w:num w:numId="5">
+    <w:abstractNumId w:val="5"/>
   </w:num>
 </w:numbering>
 </file>
@@ -489,7 +2835,6 @@
     </w:rPrDefault>
     <w:pPrDefault>
       <w:pPr>
-        <w:widowControl/>
         <w:suppressAutoHyphens w:val="true"/>
       </w:pPr>
     </w:pPrDefault>
@@ -499,7 +2844,10 @@
     <w:qFormat/>
     <w:pPr>
       <w:widowControl/>
+      <w:suppressAutoHyphens w:val="true"/>
       <w:bidi w:val="0"/>
+      <w:spacing w:before="0" w:after="0"/>
+      <w:jc w:val="start"/>
     </w:pPr>
     <w:rPr>
       <w:rFonts w:ascii="Liberation Serif" w:hAnsi="Liberation Serif" w:eastAsia="NSimSun" w:cs="Lucida Sans"/>
@@ -518,7 +2866,7 @@
     <w:pPr>
       <w:numPr>
         <w:ilvl w:val="0"/>
-        <w:numId w:val="1"/>
+        <w:numId w:val="2"/>
       </w:numPr>
       <w:spacing w:before="240" w:after="120"/>
       <w:outlineLvl w:val="0"/>
@@ -528,6 +2876,46 @@
       <w:bCs/>
       <w:sz w:val="36"/>
       <w:szCs w:val="36"/>
+    </w:rPr>
+  </w:style>
+  <w:style w:type="paragraph" w:styleId="Heading2">
+    <w:name w:val="Heading 2"/>
+    <w:basedOn w:val="Heading"/>
+    <w:next w:val="BodyText"/>
+    <w:qFormat/>
+    <w:pPr>
+      <w:numPr>
+        <w:ilvl w:val="1"/>
+        <w:numId w:val="1"/>
+      </w:numPr>
+      <w:spacing w:before="200" w:after="120"/>
+      <w:outlineLvl w:val="1"/>
+    </w:pPr>
+    <w:rPr>
+      <w:b/>
+      <w:bCs/>
+      <w:sz w:val="32"/>
+      <w:szCs w:val="32"/>
+    </w:rPr>
+  </w:style>
+  <w:style w:type="paragraph" w:styleId="Heading3">
+    <w:name w:val="Heading 3"/>
+    <w:basedOn w:val="Heading"/>
+    <w:next w:val="BodyText"/>
+    <w:qFormat/>
+    <w:pPr>
+      <w:numPr>
+        <w:ilvl w:val="2"/>
+        <w:numId w:val="1"/>
+      </w:numPr>
+      <w:spacing w:before="140" w:after="120"/>
+      <w:outlineLvl w:val="2"/>
+    </w:pPr>
+    <w:rPr>
+      <w:b/>
+      <w:bCs/>
+      <w:sz w:val="28"/>
+      <w:szCs w:val="28"/>
     </w:rPr>
   </w:style>
   <w:style w:type="character" w:styleId="Hyperlink">
@@ -541,6 +2929,18 @@
     <w:name w:val="Index Link"/>
     <w:qFormat/>
     <w:rPr/>
+  </w:style>
+  <w:style w:type="character" w:styleId="NumberingSymbols">
+    <w:name w:val="Numbering Symbols"/>
+    <w:qFormat/>
+    <w:rPr/>
+  </w:style>
+  <w:style w:type="character" w:styleId="Bullets">
+    <w:name w:val="Bullets"/>
+    <w:qFormat/>
+    <w:rPr>
+      <w:rFonts w:ascii="OpenSymbol" w:hAnsi="OpenSymbol" w:eastAsia="OpenSymbol" w:cs="OpenSymbol"/>
+    </w:rPr>
   </w:style>
   <w:style w:type="paragraph" w:styleId="Heading">
     <w:name w:val="Heading"/>
@@ -561,7 +2961,10 @@
     <w:name w:val="Body Text"/>
     <w:basedOn w:val="Normal"/>
     <w:pPr>
+      <w:bidi w:val="0"/>
       <w:spacing w:lineRule="auto" w:line="276" w:before="0" w:after="140"/>
+      <w:ind w:hanging="0" w:start="0"/>
+      <w:jc w:val="start"/>
     </w:pPr>
     <w:rPr/>
   </w:style>
@@ -667,6 +3070,30 @@
         <w:tab w:val="right" w:pos="9638" w:leader="dot"/>
       </w:tabs>
       <w:ind w:hanging="0" w:start="0"/>
+    </w:pPr>
+    <w:rPr/>
+  </w:style>
+  <w:style w:type="paragraph" w:styleId="TOC2">
+    <w:name w:val="TOC 2"/>
+    <w:basedOn w:val="Index"/>
+    <w:pPr>
+      <w:tabs>
+        <w:tab w:val="clear" w:pos="709"/>
+        <w:tab w:val="right" w:pos="9355" w:leader="dot"/>
+      </w:tabs>
+      <w:ind w:hanging="0" w:start="283"/>
+    </w:pPr>
+    <w:rPr/>
+  </w:style>
+  <w:style w:type="paragraph" w:styleId="TOC3">
+    <w:name w:val="TOC 3"/>
+    <w:basedOn w:val="Index"/>
+    <w:pPr>
+      <w:tabs>
+        <w:tab w:val="clear" w:pos="709"/>
+        <w:tab w:val="right" w:pos="9071" w:leader="dot"/>
+      </w:tabs>
+      <w:ind w:hanging="0" w:start="567"/>
     </w:pPr>
     <w:rPr/>
   </w:style>
